--- a/ЛР1_ОС.docx
+++ b/ЛР1_ОС.docx
@@ -1,6 +1,6 @@
 
 <file path=word/document.xml><?xml version="1.0" encoding="utf-8"?>
-<w:document xmlns:ve="http://schemas.openxmlformats.org/markup-compatibility/2006" xmlns:o="urn:schemas-microsoft-com:office:office" xmlns:r="http://schemas.openxmlformats.org/officeDocument/2006/relationships" xmlns:m="http://schemas.openxmlformats.org/officeDocument/2006/math" xmlns:v="urn:schemas-microsoft-com:vml" xmlns:wp="http://schemas.openxmlformats.org/drawingml/2006/wordprocessingDrawing" xmlns:w10="urn:schemas-microsoft-com:office:word" xmlns:w="http://schemas.openxmlformats.org/wordprocessingml/2006/main" xmlns:wne="http://schemas.microsoft.com/office/word/2006/wordml">
+<w:document xmlns:wpc="http://schemas.microsoft.com/office/word/2010/wordprocessingCanvas" xmlns:cx="http://schemas.microsoft.com/office/drawing/2014/chartex" xmlns:cx1="http://schemas.microsoft.com/office/drawing/2015/9/8/chartex" xmlns:cx2="http://schemas.microsoft.com/office/drawing/2015/10/21/chartex" xmlns:cx3="http://schemas.microsoft.com/office/drawing/2016/5/9/chartex" xmlns:cx4="http://schemas.microsoft.com/office/drawing/2016/5/10/chartex" xmlns:cx5="http://schemas.microsoft.com/office/drawing/2016/5/11/chartex" xmlns:cx6="http://schemas.microsoft.com/office/drawing/2016/5/12/chartex" xmlns:cx7="http://schemas.microsoft.com/office/drawing/2016/5/13/chartex" xmlns:cx8="http://schemas.microsoft.com/office/drawing/2016/5/14/chartex" xmlns:mc="http://schemas.openxmlformats.org/markup-compatibility/2006" xmlns:aink="http://schemas.microsoft.com/office/drawing/2016/ink" xmlns:am3d="http://schemas.microsoft.com/office/drawing/2017/model3d" xmlns:o="urn:schemas-microsoft-com:office:office" xmlns:oel="http://schemas.microsoft.com/office/2019/extlst" xmlns:r="http://schemas.openxmlformats.org/officeDocument/2006/relationships" xmlns:m="http://schemas.openxmlformats.org/officeDocument/2006/math" xmlns:v="urn:schemas-microsoft-com:vml" xmlns:wp14="http://schemas.microsoft.com/office/word/2010/wordprocessingDrawing" xmlns:wp="http://schemas.openxmlformats.org/drawingml/2006/wordprocessingDrawing" xmlns:w10="urn:schemas-microsoft-com:office:word" xmlns:w="http://schemas.openxmlformats.org/wordprocessingml/2006/main" xmlns:w14="http://schemas.microsoft.com/office/word/2010/wordml" xmlns:w15="http://schemas.microsoft.com/office/word/2012/wordml" xmlns:w16cex="http://schemas.microsoft.com/office/word/2018/wordml/cex" xmlns:w16cid="http://schemas.microsoft.com/office/word/2016/wordml/cid" xmlns:w16="http://schemas.microsoft.com/office/word/2018/wordml" xmlns:w16sdtdh="http://schemas.microsoft.com/office/word/2020/wordml/sdtdatahash" xmlns:w16se="http://schemas.microsoft.com/office/word/2015/wordml/symex" xmlns:wpg="http://schemas.microsoft.com/office/word/2010/wordprocessingGroup" xmlns:wpi="http://schemas.microsoft.com/office/word/2010/wordprocessingInk" xmlns:wne="http://schemas.microsoft.com/office/word/2006/wordml" xmlns:wps="http://schemas.microsoft.com/office/word/2010/wordprocessingShape" mc:Ignorable="w14 w15 w16se w16cid w16 w16cex w16sdtdh wp14">
   <w:body>
     <w:p>
       <w:r>
@@ -35,7 +35,10 @@
         <w:rPr>
           <w:lang w:val="en-US"/>
         </w:rPr>
-        <w:t xml:space="preserve">hello </w:t>
+        <w:t>hello</w:t>
+      </w:r>
+      <w:r>
+        <w:t xml:space="preserve"> </w:t>
       </w:r>
       <w:r>
         <w:t xml:space="preserve">в </w:t>
@@ -44,7 +47,10 @@
         <w:rPr>
           <w:lang w:val="en-US"/>
         </w:rPr>
-        <w:t>lab0</w:t>
+        <w:t>lab</w:t>
+      </w:r>
+      <w:r>
+        <w:t>0</w:t>
       </w:r>
     </w:p>
     <w:p>
@@ -54,52 +60,40 @@
         </w:rPr>
       </w:pPr>
       <w:r>
-        <w:t>Команда:</w:t>
-      </w:r>
-    </w:p>
-    <w:p>
-      <w:r>
+        <w:t>Команда</w:t>
+      </w:r>
+      <w:r>
+        <w:rPr>
+          <w:lang w:val="en-US"/>
+        </w:rPr>
+        <w:t>:</w:t>
+      </w:r>
+    </w:p>
+    <w:p>
+      <w:pPr>
+        <w:rPr>
+          <w:lang w:val="en-US"/>
+        </w:rPr>
+      </w:pPr>
+      <w:r>
+        <w:rPr>
+          <w:lang w:val="en-US"/>
+        </w:rPr>
         <w:t xml:space="preserve"> @skywhytempo </w:t>
       </w:r>
       <w:r>
         <w:rPr>
           <w:rFonts w:ascii="MS Gothic" w:eastAsia="MS Gothic" w:hAnsi="MS Gothic" w:cs="MS Gothic" w:hint="eastAsia"/>
+          <w:lang w:val="en-US"/>
         </w:rPr>
         <w:t>➜</w:t>
       </w:r>
       <w:r>
-        <w:rPr>
-          <w:rFonts w:ascii="Calibri" w:hAnsi="Calibri" w:cs="Calibri"/>
-        </w:rPr>
-        <w:t xml:space="preserve"> /workspaces/os_lab_2025 (master) $ cd lab0</w:t>
-      </w:r>
-    </w:p>
-    <w:p>
-      <w:pPr>
         <w:rPr>
           <w:rFonts w:ascii="Calibri" w:hAnsi="Calibri" w:cs="Calibri"/>
           <w:lang w:val="en-US"/>
         </w:rPr>
-      </w:pPr>
-      <w:r>
-        <w:t xml:space="preserve">@skywhytempo </w:t>
-      </w:r>
-      <w:r>
-        <w:rPr>
-          <w:rFonts w:ascii="MS Gothic" w:eastAsia="MS Gothic" w:hAnsi="MS Gothic" w:cs="MS Gothic" w:hint="eastAsia"/>
-        </w:rPr>
-        <w:t>➜</w:t>
-      </w:r>
-      <w:r>
-        <w:rPr>
-          <w:rFonts w:ascii="Calibri" w:hAnsi="Calibri" w:cs="Calibri"/>
-        </w:rPr>
-        <w:t xml:space="preserve"> /workspaces/os_lab_2025/lab0 (master) $ mkdir hello</w:t>
-      </w:r>
-    </w:p>
-    <w:p>
-      <w:r>
-        <w:t>Создать пустой файл</w:t>
+        <w:t xml:space="preserve"> /workspaces/os_lab_2025 (master) $ cd lab0</w:t>
       </w:r>
     </w:p>
     <w:p>
@@ -127,6 +121,62 @@
           <w:rFonts w:ascii="Calibri" w:hAnsi="Calibri" w:cs="Calibri"/>
           <w:lang w:val="en-US"/>
         </w:rPr>
+        <w:t xml:space="preserve"> /workspaces/os_lab_2025/lab0 (master) $ mkdir hello</w:t>
+      </w:r>
+    </w:p>
+    <w:p>
+      <w:pPr>
+        <w:rPr>
+          <w:lang w:val="en-US"/>
+        </w:rPr>
+      </w:pPr>
+      <w:r>
+        <w:t>Создать</w:t>
+      </w:r>
+      <w:r>
+        <w:rPr>
+          <w:lang w:val="en-US"/>
+        </w:rPr>
+        <w:t xml:space="preserve"> </w:t>
+      </w:r>
+      <w:r>
+        <w:t>пустой</w:t>
+      </w:r>
+      <w:r>
+        <w:rPr>
+          <w:lang w:val="en-US"/>
+        </w:rPr>
+        <w:t xml:space="preserve"> </w:t>
+      </w:r>
+      <w:r>
+        <w:t>файл</w:t>
+      </w:r>
+    </w:p>
+    <w:p>
+      <w:pPr>
+        <w:rPr>
+          <w:rFonts w:ascii="Calibri" w:hAnsi="Calibri" w:cs="Calibri"/>
+          <w:lang w:val="en-US"/>
+        </w:rPr>
+      </w:pPr>
+      <w:r>
+        <w:rPr>
+          <w:lang w:val="en-US"/>
+        </w:rPr>
+        <w:t xml:space="preserve">@skywhytempo </w:t>
+      </w:r>
+      <w:r>
+        <w:rPr>
+          <w:rFonts w:ascii="MS Gothic" w:eastAsia="MS Gothic" w:hAnsi="MS Gothic" w:cs="MS Gothic" w:hint="eastAsia"/>
+          <w:lang w:val="en-US"/>
+        </w:rPr>
+        <w:t>➜</w:t>
+      </w:r>
+      <w:r>
+        <w:rPr>
+          <w:rFonts w:ascii="Calibri" w:hAnsi="Calibri" w:cs="Calibri"/>
+          <w:lang w:val="en-US"/>
+        </w:rPr>
         <w:t xml:space="preserve"> /workspaces/os_lab_2025/lab0 (master) $ touch "./hello/empty"</w:t>
       </w:r>
     </w:p>
@@ -250,7 +300,7 @@
           <w:color w:val="202020"/>
           <w:sz w:val="21"/>
           <w:szCs w:val="21"/>
-          <w:lang w:eastAsia="ru-RU"/>
+          <w:lang w:val="en-US" w:eastAsia="ru-RU"/>
         </w:rPr>
       </w:pPr>
       <w:r>
@@ -271,14 +321,64 @@
           <w:szCs w:val="21"/>
           <w:lang w:eastAsia="ru-RU"/>
         </w:rPr>
-        <w:t>ереименовать его в </w:t>
+        <w:t>ереименовать</w:t>
+      </w:r>
+      <w:r>
+        <w:rPr>
+          <w:rFonts w:ascii="Segoe UI" w:eastAsia="Times New Roman" w:hAnsi="Segoe UI" w:cs="Segoe UI"/>
+          <w:color w:val="202020"/>
+          <w:sz w:val="21"/>
+          <w:szCs w:val="21"/>
+          <w:lang w:val="en-US" w:eastAsia="ru-RU"/>
+        </w:rPr>
+        <w:t xml:space="preserve"> </w:t>
+      </w:r>
+      <w:r>
+        <w:rPr>
+          <w:rFonts w:ascii="Segoe UI" w:eastAsia="Times New Roman" w:hAnsi="Segoe UI" w:cs="Segoe UI"/>
+          <w:color w:val="202020"/>
+          <w:sz w:val="21"/>
+          <w:szCs w:val="21"/>
+          <w:lang w:eastAsia="ru-RU"/>
+        </w:rPr>
+        <w:t>его</w:t>
+      </w:r>
+      <w:r>
+        <w:rPr>
+          <w:rFonts w:ascii="Segoe UI" w:eastAsia="Times New Roman" w:hAnsi="Segoe UI" w:cs="Segoe UI"/>
+          <w:color w:val="202020"/>
+          <w:sz w:val="21"/>
+          <w:szCs w:val="21"/>
+          <w:lang w:val="en-US" w:eastAsia="ru-RU"/>
+        </w:rPr>
+        <w:t xml:space="preserve"> </w:t>
+      </w:r>
+      <w:r>
+        <w:rPr>
+          <w:rFonts w:ascii="Segoe UI" w:eastAsia="Times New Roman" w:hAnsi="Segoe UI" w:cs="Segoe UI"/>
+          <w:color w:val="202020"/>
+          <w:sz w:val="21"/>
+          <w:szCs w:val="21"/>
+          <w:lang w:eastAsia="ru-RU"/>
+        </w:rPr>
+        <w:t>в</w:t>
+      </w:r>
+      <w:r>
+        <w:rPr>
+          <w:rFonts w:ascii="Segoe UI" w:eastAsia="Times New Roman" w:hAnsi="Segoe UI" w:cs="Segoe UI"/>
+          <w:color w:val="202020"/>
+          <w:sz w:val="21"/>
+          <w:szCs w:val="21"/>
+          <w:lang w:val="en-US" w:eastAsia="ru-RU"/>
+        </w:rPr>
+        <w:t> </w:t>
       </w:r>
       <w:r>
         <w:rPr>
           <w:rFonts w:ascii="Consolas" w:eastAsia="Times New Roman" w:hAnsi="Consolas" w:cs="Courier New"/>
           <w:color w:val="606060"/>
           <w:sz w:val="21"/>
-          <w:lang w:eastAsia="ru-RU"/>
+          <w:lang w:val="en-US" w:eastAsia="ru-RU"/>
         </w:rPr>
         <w:t>newhello.c</w:t>
       </w:r>
@@ -344,7 +444,17 @@
           <w:szCs w:val="21"/>
           <w:lang w:eastAsia="ru-RU"/>
         </w:rPr>
-        <w:t xml:space="preserve">Запуск </w:t>
+        <w:t>Запуск</w:t>
+      </w:r>
+      <w:r>
+        <w:rPr>
+          <w:rFonts w:ascii="Segoe UI" w:eastAsia="Times New Roman" w:hAnsi="Segoe UI" w:cs="Segoe UI"/>
+          <w:color w:val="202020"/>
+          <w:sz w:val="21"/>
+          <w:szCs w:val="21"/>
+          <w:lang w:val="en-US" w:eastAsia="ru-RU"/>
+        </w:rPr>
+        <w:t xml:space="preserve"> </w:t>
       </w:r>
       <w:r>
         <w:rPr>
@@ -449,60 +559,90 @@
           <w:color w:val="202020"/>
           <w:sz w:val="21"/>
           <w:szCs w:val="21"/>
-          <w:lang w:eastAsia="ru-RU"/>
-        </w:rPr>
-      </w:pPr>
-      <w:r>
-        <w:rPr>
-          <w:rFonts w:ascii="Segoe UI" w:eastAsia="Times New Roman" w:hAnsi="Segoe UI" w:cs="Segoe UI"/>
-          <w:color w:val="202020"/>
-          <w:sz w:val="21"/>
-          <w:szCs w:val="21"/>
-          <w:lang w:eastAsia="ru-RU"/>
-        </w:rPr>
-        <w:t>Задание 3</w:t>
-      </w:r>
-    </w:p>
-    <w:p>
-      <w:pPr>
-        <w:spacing w:before="100" w:beforeAutospacing="1" w:after="100" w:afterAutospacing="1" w:line="240" w:lineRule="auto"/>
-        <w:rPr>
-          <w:rFonts w:ascii="Segoe UI" w:eastAsia="Times New Roman" w:hAnsi="Segoe UI" w:cs="Segoe UI"/>
-          <w:color w:val="202020"/>
-          <w:sz w:val="21"/>
-          <w:szCs w:val="21"/>
-          <w:lang w:eastAsia="ru-RU"/>
-        </w:rPr>
-      </w:pPr>
-      <w:r>
-        <w:rPr>
-          <w:rFonts w:ascii="Segoe UI" w:eastAsia="Times New Roman" w:hAnsi="Segoe UI" w:cs="Segoe UI"/>
-          <w:color w:val="202020"/>
-          <w:sz w:val="21"/>
-          <w:szCs w:val="21"/>
-          <w:lang w:eastAsia="ru-RU"/>
-        </w:rPr>
-        <w:t>Пингануть яндекс</w:t>
-      </w:r>
-    </w:p>
-    <w:p>
-      <w:pPr>
-        <w:spacing w:before="100" w:beforeAutospacing="1" w:after="100" w:afterAutospacing="1" w:line="240" w:lineRule="auto"/>
-        <w:rPr>
-          <w:rFonts w:ascii="Segoe UI" w:eastAsia="Times New Roman" w:hAnsi="Segoe UI" w:cs="Segoe UI"/>
-          <w:color w:val="202020"/>
-          <w:sz w:val="21"/>
-          <w:szCs w:val="21"/>
-          <w:lang w:eastAsia="ru-RU"/>
-        </w:rPr>
-      </w:pPr>
-      <w:r>
-        <w:rPr>
-          <w:rFonts w:ascii="Segoe UI" w:eastAsia="Times New Roman" w:hAnsi="Segoe UI" w:cs="Segoe UI"/>
-          <w:color w:val="202020"/>
-          <w:sz w:val="21"/>
-          <w:szCs w:val="21"/>
-          <w:lang w:eastAsia="ru-RU"/>
+          <w:lang w:val="en-US" w:eastAsia="ru-RU"/>
+        </w:rPr>
+      </w:pPr>
+      <w:r>
+        <w:rPr>
+          <w:rFonts w:ascii="Segoe UI" w:eastAsia="Times New Roman" w:hAnsi="Segoe UI" w:cs="Segoe UI"/>
+          <w:color w:val="202020"/>
+          <w:sz w:val="21"/>
+          <w:szCs w:val="21"/>
+          <w:lang w:eastAsia="ru-RU"/>
+        </w:rPr>
+        <w:t>Задание</w:t>
+      </w:r>
+      <w:r>
+        <w:rPr>
+          <w:rFonts w:ascii="Segoe UI" w:eastAsia="Times New Roman" w:hAnsi="Segoe UI" w:cs="Segoe UI"/>
+          <w:color w:val="202020"/>
+          <w:sz w:val="21"/>
+          <w:szCs w:val="21"/>
+          <w:lang w:val="en-US" w:eastAsia="ru-RU"/>
+        </w:rPr>
+        <w:t xml:space="preserve"> 3</w:t>
+      </w:r>
+    </w:p>
+    <w:p>
+      <w:pPr>
+        <w:spacing w:before="100" w:beforeAutospacing="1" w:after="100" w:afterAutospacing="1" w:line="240" w:lineRule="auto"/>
+        <w:rPr>
+          <w:rFonts w:ascii="Segoe UI" w:eastAsia="Times New Roman" w:hAnsi="Segoe UI" w:cs="Segoe UI"/>
+          <w:color w:val="202020"/>
+          <w:sz w:val="21"/>
+          <w:szCs w:val="21"/>
+          <w:lang w:val="en-US" w:eastAsia="ru-RU"/>
+        </w:rPr>
+      </w:pPr>
+      <w:r>
+        <w:rPr>
+          <w:rFonts w:ascii="Segoe UI" w:eastAsia="Times New Roman" w:hAnsi="Segoe UI" w:cs="Segoe UI"/>
+          <w:color w:val="202020"/>
+          <w:sz w:val="21"/>
+          <w:szCs w:val="21"/>
+          <w:lang w:eastAsia="ru-RU"/>
+        </w:rPr>
+        <w:t>Пингануть</w:t>
+      </w:r>
+      <w:r>
+        <w:rPr>
+          <w:rFonts w:ascii="Segoe UI" w:eastAsia="Times New Roman" w:hAnsi="Segoe UI" w:cs="Segoe UI"/>
+          <w:color w:val="202020"/>
+          <w:sz w:val="21"/>
+          <w:szCs w:val="21"/>
+          <w:lang w:val="en-US" w:eastAsia="ru-RU"/>
+        </w:rPr>
+        <w:t xml:space="preserve"> </w:t>
+      </w:r>
+      <w:r>
+        <w:rPr>
+          <w:rFonts w:ascii="Segoe UI" w:eastAsia="Times New Roman" w:hAnsi="Segoe UI" w:cs="Segoe UI"/>
+          <w:color w:val="202020"/>
+          <w:sz w:val="21"/>
+          <w:szCs w:val="21"/>
+          <w:lang w:eastAsia="ru-RU"/>
+        </w:rPr>
+        <w:t>яндекс</w:t>
+      </w:r>
+    </w:p>
+    <w:p>
+      <w:pPr>
+        <w:spacing w:before="100" w:beforeAutospacing="1" w:after="100" w:afterAutospacing="1" w:line="240" w:lineRule="auto"/>
+        <w:rPr>
+          <w:rFonts w:ascii="Segoe UI" w:eastAsia="Times New Roman" w:hAnsi="Segoe UI" w:cs="Segoe UI"/>
+          <w:color w:val="202020"/>
+          <w:sz w:val="21"/>
+          <w:szCs w:val="21"/>
+          <w:lang w:val="en-US" w:eastAsia="ru-RU"/>
+        </w:rPr>
+      </w:pPr>
+      <w:r>
+        <w:rPr>
+          <w:rFonts w:ascii="Segoe UI" w:eastAsia="Times New Roman" w:hAnsi="Segoe UI" w:cs="Segoe UI"/>
+          <w:color w:val="202020"/>
+          <w:sz w:val="21"/>
+          <w:szCs w:val="21"/>
+          <w:lang w:val="en-US" w:eastAsia="ru-RU"/>
         </w:rPr>
         <w:t xml:space="preserve">@skywhytempo </w:t>
       </w:r>
@@ -512,7 +652,7 @@
           <w:color w:val="202020"/>
           <w:sz w:val="21"/>
           <w:szCs w:val="21"/>
-          <w:lang w:eastAsia="ru-RU"/>
+          <w:lang w:val="en-US" w:eastAsia="ru-RU"/>
         </w:rPr>
         <w:t>➜</w:t>
       </w:r>
@@ -522,7 +662,7 @@
           <w:color w:val="202020"/>
           <w:sz w:val="21"/>
           <w:szCs w:val="21"/>
-          <w:lang w:eastAsia="ru-RU"/>
+          <w:lang w:val="en-US" w:eastAsia="ru-RU"/>
         </w:rPr>
         <w:t xml:space="preserve"> /workspaces/os_lab_2025 (master) $ ping ya.ru -c 5</w:t>
       </w:r>
@@ -535,16 +675,16 @@
           <w:color w:val="202020"/>
           <w:sz w:val="21"/>
           <w:szCs w:val="21"/>
-          <w:lang w:eastAsia="ru-RU"/>
-        </w:rPr>
-      </w:pPr>
-      <w:r>
-        <w:rPr>
-          <w:rFonts w:ascii="Segoe UI" w:eastAsia="Times New Roman" w:hAnsi="Segoe UI" w:cs="Segoe UI"/>
-          <w:color w:val="202020"/>
-          <w:sz w:val="21"/>
-          <w:szCs w:val="21"/>
-          <w:lang w:eastAsia="ru-RU"/>
+          <w:lang w:val="en-US" w:eastAsia="ru-RU"/>
+        </w:rPr>
+      </w:pPr>
+      <w:r>
+        <w:rPr>
+          <w:rFonts w:ascii="Segoe UI" w:eastAsia="Times New Roman" w:hAnsi="Segoe UI" w:cs="Segoe UI"/>
+          <w:color w:val="202020"/>
+          <w:sz w:val="21"/>
+          <w:szCs w:val="21"/>
+          <w:lang w:val="en-US" w:eastAsia="ru-RU"/>
         </w:rPr>
         <w:t>PING ya.ru (5.255.255.242) 56(84) bytes of data.</w:t>
       </w:r>
@@ -557,28 +697,28 @@
           <w:color w:val="202020"/>
           <w:sz w:val="21"/>
           <w:szCs w:val="21"/>
-          <w:lang w:eastAsia="ru-RU"/>
-        </w:rPr>
-      </w:pPr>
-    </w:p>
-    <w:p>
-      <w:pPr>
-        <w:spacing w:before="100" w:beforeAutospacing="1" w:after="100" w:afterAutospacing="1" w:line="240" w:lineRule="auto"/>
-        <w:rPr>
-          <w:rFonts w:ascii="Segoe UI" w:eastAsia="Times New Roman" w:hAnsi="Segoe UI" w:cs="Segoe UI"/>
-          <w:color w:val="202020"/>
-          <w:sz w:val="21"/>
-          <w:szCs w:val="21"/>
-          <w:lang w:eastAsia="ru-RU"/>
-        </w:rPr>
-      </w:pPr>
-      <w:r>
-        <w:rPr>
-          <w:rFonts w:ascii="Segoe UI" w:eastAsia="Times New Roman" w:hAnsi="Segoe UI" w:cs="Segoe UI"/>
-          <w:color w:val="202020"/>
-          <w:sz w:val="21"/>
-          <w:szCs w:val="21"/>
-          <w:lang w:eastAsia="ru-RU"/>
+          <w:lang w:val="en-US" w:eastAsia="ru-RU"/>
+        </w:rPr>
+      </w:pPr>
+    </w:p>
+    <w:p>
+      <w:pPr>
+        <w:spacing w:before="100" w:beforeAutospacing="1" w:after="100" w:afterAutospacing="1" w:line="240" w:lineRule="auto"/>
+        <w:rPr>
+          <w:rFonts w:ascii="Segoe UI" w:eastAsia="Times New Roman" w:hAnsi="Segoe UI" w:cs="Segoe UI"/>
+          <w:color w:val="202020"/>
+          <w:sz w:val="21"/>
+          <w:szCs w:val="21"/>
+          <w:lang w:val="en-US" w:eastAsia="ru-RU"/>
+        </w:rPr>
+      </w:pPr>
+      <w:r>
+        <w:rPr>
+          <w:rFonts w:ascii="Segoe UI" w:eastAsia="Times New Roman" w:hAnsi="Segoe UI" w:cs="Segoe UI"/>
+          <w:color w:val="202020"/>
+          <w:sz w:val="21"/>
+          <w:szCs w:val="21"/>
+          <w:lang w:val="en-US" w:eastAsia="ru-RU"/>
         </w:rPr>
         <w:t>--- ya.ru ping statistics ---</w:t>
       </w:r>
@@ -591,16 +731,16 @@
           <w:color w:val="202020"/>
           <w:sz w:val="21"/>
           <w:szCs w:val="21"/>
-          <w:lang w:eastAsia="ru-RU"/>
-        </w:rPr>
-      </w:pPr>
-      <w:r>
-        <w:rPr>
-          <w:rFonts w:ascii="Segoe UI" w:eastAsia="Times New Roman" w:hAnsi="Segoe UI" w:cs="Segoe UI"/>
-          <w:color w:val="202020"/>
-          <w:sz w:val="21"/>
-          <w:szCs w:val="21"/>
-          <w:lang w:eastAsia="ru-RU"/>
+          <w:lang w:val="en-US" w:eastAsia="ru-RU"/>
+        </w:rPr>
+      </w:pPr>
+      <w:r>
+        <w:rPr>
+          <w:rFonts w:ascii="Segoe UI" w:eastAsia="Times New Roman" w:hAnsi="Segoe UI" w:cs="Segoe UI"/>
+          <w:color w:val="202020"/>
+          <w:sz w:val="21"/>
+          <w:szCs w:val="21"/>
+          <w:lang w:val="en-US" w:eastAsia="ru-RU"/>
         </w:rPr>
         <w:t>5 packets transmitted, 0 received, 100% packet loss, time 4087ms</w:t>
       </w:r>
@@ -613,38 +753,58 @@
           <w:color w:val="202020"/>
           <w:sz w:val="21"/>
           <w:szCs w:val="21"/>
-          <w:lang w:eastAsia="ru-RU"/>
-        </w:rPr>
-      </w:pPr>
-      <w:r>
-        <w:rPr>
-          <w:rFonts w:ascii="Segoe UI" w:eastAsia="Times New Roman" w:hAnsi="Segoe UI" w:cs="Segoe UI"/>
-          <w:color w:val="202020"/>
-          <w:sz w:val="21"/>
-          <w:szCs w:val="21"/>
-          <w:lang w:eastAsia="ru-RU"/>
-        </w:rPr>
-        <w:t>Версия компилятора</w:t>
-      </w:r>
-    </w:p>
-    <w:p>
-      <w:pPr>
-        <w:spacing w:before="100" w:beforeAutospacing="1" w:after="100" w:afterAutospacing="1" w:line="240" w:lineRule="auto"/>
-        <w:rPr>
-          <w:rFonts w:ascii="Segoe UI" w:eastAsia="Times New Roman" w:hAnsi="Segoe UI" w:cs="Segoe UI"/>
-          <w:color w:val="202020"/>
-          <w:sz w:val="21"/>
-          <w:szCs w:val="21"/>
-          <w:lang w:eastAsia="ru-RU"/>
-        </w:rPr>
-      </w:pPr>
-      <w:r>
-        <w:rPr>
-          <w:rFonts w:ascii="Segoe UI" w:eastAsia="Times New Roman" w:hAnsi="Segoe UI" w:cs="Segoe UI"/>
-          <w:color w:val="202020"/>
-          <w:sz w:val="21"/>
-          <w:szCs w:val="21"/>
-          <w:lang w:eastAsia="ru-RU"/>
+          <w:lang w:val="en-US" w:eastAsia="ru-RU"/>
+        </w:rPr>
+      </w:pPr>
+      <w:r>
+        <w:rPr>
+          <w:rFonts w:ascii="Segoe UI" w:eastAsia="Times New Roman" w:hAnsi="Segoe UI" w:cs="Segoe UI"/>
+          <w:color w:val="202020"/>
+          <w:sz w:val="21"/>
+          <w:szCs w:val="21"/>
+          <w:lang w:eastAsia="ru-RU"/>
+        </w:rPr>
+        <w:t>Версия</w:t>
+      </w:r>
+      <w:r>
+        <w:rPr>
+          <w:rFonts w:ascii="Segoe UI" w:eastAsia="Times New Roman" w:hAnsi="Segoe UI" w:cs="Segoe UI"/>
+          <w:color w:val="202020"/>
+          <w:sz w:val="21"/>
+          <w:szCs w:val="21"/>
+          <w:lang w:val="en-US" w:eastAsia="ru-RU"/>
+        </w:rPr>
+        <w:t xml:space="preserve"> </w:t>
+      </w:r>
+      <w:r>
+        <w:rPr>
+          <w:rFonts w:ascii="Segoe UI" w:eastAsia="Times New Roman" w:hAnsi="Segoe UI" w:cs="Segoe UI"/>
+          <w:color w:val="202020"/>
+          <w:sz w:val="21"/>
+          <w:szCs w:val="21"/>
+          <w:lang w:eastAsia="ru-RU"/>
+        </w:rPr>
+        <w:t>компилятора</w:t>
+      </w:r>
+    </w:p>
+    <w:p>
+      <w:pPr>
+        <w:spacing w:before="100" w:beforeAutospacing="1" w:after="100" w:afterAutospacing="1" w:line="240" w:lineRule="auto"/>
+        <w:rPr>
+          <w:rFonts w:ascii="Segoe UI" w:eastAsia="Times New Roman" w:hAnsi="Segoe UI" w:cs="Segoe UI"/>
+          <w:color w:val="202020"/>
+          <w:sz w:val="21"/>
+          <w:szCs w:val="21"/>
+          <w:lang w:val="en-US" w:eastAsia="ru-RU"/>
+        </w:rPr>
+      </w:pPr>
+      <w:r>
+        <w:rPr>
+          <w:rFonts w:ascii="Segoe UI" w:eastAsia="Times New Roman" w:hAnsi="Segoe UI" w:cs="Segoe UI"/>
+          <w:color w:val="202020"/>
+          <w:sz w:val="21"/>
+          <w:szCs w:val="21"/>
+          <w:lang w:val="en-US" w:eastAsia="ru-RU"/>
         </w:rPr>
         <w:t xml:space="preserve">@skywhytempo </w:t>
       </w:r>
@@ -654,7 +814,7 @@
           <w:color w:val="202020"/>
           <w:sz w:val="21"/>
           <w:szCs w:val="21"/>
-          <w:lang w:eastAsia="ru-RU"/>
+          <w:lang w:val="en-US" w:eastAsia="ru-RU"/>
         </w:rPr>
         <w:t>➜</w:t>
       </w:r>
@@ -664,7 +824,7 @@
           <w:color w:val="202020"/>
           <w:sz w:val="21"/>
           <w:szCs w:val="21"/>
-          <w:lang w:eastAsia="ru-RU"/>
+          <w:lang w:val="en-US" w:eastAsia="ru-RU"/>
         </w:rPr>
         <w:t xml:space="preserve"> /workspaces/os_lab_2025 (master) $ gcc -v</w:t>
       </w:r>
@@ -677,16 +837,16 @@
           <w:color w:val="202020"/>
           <w:sz w:val="21"/>
           <w:szCs w:val="21"/>
-          <w:lang w:eastAsia="ru-RU"/>
-        </w:rPr>
-      </w:pPr>
-      <w:r>
-        <w:rPr>
-          <w:rFonts w:ascii="Segoe UI" w:eastAsia="Times New Roman" w:hAnsi="Segoe UI" w:cs="Segoe UI"/>
-          <w:color w:val="202020"/>
-          <w:sz w:val="21"/>
-          <w:szCs w:val="21"/>
-          <w:lang w:eastAsia="ru-RU"/>
+          <w:lang w:val="en-US" w:eastAsia="ru-RU"/>
+        </w:rPr>
+      </w:pPr>
+      <w:r>
+        <w:rPr>
+          <w:rFonts w:ascii="Segoe UI" w:eastAsia="Times New Roman" w:hAnsi="Segoe UI" w:cs="Segoe UI"/>
+          <w:color w:val="202020"/>
+          <w:sz w:val="21"/>
+          <w:szCs w:val="21"/>
+          <w:lang w:val="en-US" w:eastAsia="ru-RU"/>
         </w:rPr>
         <w:lastRenderedPageBreak/>
         <w:t>Using built-in specs.</w:t>
@@ -700,16 +860,16 @@
           <w:color w:val="202020"/>
           <w:sz w:val="21"/>
           <w:szCs w:val="21"/>
-          <w:lang w:eastAsia="ru-RU"/>
-        </w:rPr>
-      </w:pPr>
-      <w:r>
-        <w:rPr>
-          <w:rFonts w:ascii="Segoe UI" w:eastAsia="Times New Roman" w:hAnsi="Segoe UI" w:cs="Segoe UI"/>
-          <w:color w:val="202020"/>
-          <w:sz w:val="21"/>
-          <w:szCs w:val="21"/>
-          <w:lang w:eastAsia="ru-RU"/>
+          <w:lang w:val="en-US" w:eastAsia="ru-RU"/>
+        </w:rPr>
+      </w:pPr>
+      <w:r>
+        <w:rPr>
+          <w:rFonts w:ascii="Segoe UI" w:eastAsia="Times New Roman" w:hAnsi="Segoe UI" w:cs="Segoe UI"/>
+          <w:color w:val="202020"/>
+          <w:sz w:val="21"/>
+          <w:szCs w:val="21"/>
+          <w:lang w:val="en-US" w:eastAsia="ru-RU"/>
         </w:rPr>
         <w:t>COLLECT_GCC=gcc</w:t>
       </w:r>
@@ -722,16 +882,16 @@
           <w:color w:val="202020"/>
           <w:sz w:val="21"/>
           <w:szCs w:val="21"/>
-          <w:lang w:eastAsia="ru-RU"/>
-        </w:rPr>
-      </w:pPr>
-      <w:r>
-        <w:rPr>
-          <w:rFonts w:ascii="Segoe UI" w:eastAsia="Times New Roman" w:hAnsi="Segoe UI" w:cs="Segoe UI"/>
-          <w:color w:val="202020"/>
-          <w:sz w:val="21"/>
-          <w:szCs w:val="21"/>
-          <w:lang w:eastAsia="ru-RU"/>
+          <w:lang w:val="en-US" w:eastAsia="ru-RU"/>
+        </w:rPr>
+      </w:pPr>
+      <w:r>
+        <w:rPr>
+          <w:rFonts w:ascii="Segoe UI" w:eastAsia="Times New Roman" w:hAnsi="Segoe UI" w:cs="Segoe UI"/>
+          <w:color w:val="202020"/>
+          <w:sz w:val="21"/>
+          <w:szCs w:val="21"/>
+          <w:lang w:val="en-US" w:eastAsia="ru-RU"/>
         </w:rPr>
         <w:t>COLLECT_LTO_WRAPPER=/usr/libexec/gcc/x86_64-linux-gnu/13/lto-wrapper</w:t>
       </w:r>
@@ -744,16 +904,16 @@
           <w:color w:val="202020"/>
           <w:sz w:val="21"/>
           <w:szCs w:val="21"/>
-          <w:lang w:eastAsia="ru-RU"/>
-        </w:rPr>
-      </w:pPr>
-      <w:r>
-        <w:rPr>
-          <w:rFonts w:ascii="Segoe UI" w:eastAsia="Times New Roman" w:hAnsi="Segoe UI" w:cs="Segoe UI"/>
-          <w:color w:val="202020"/>
-          <w:sz w:val="21"/>
-          <w:szCs w:val="21"/>
-          <w:lang w:eastAsia="ru-RU"/>
+          <w:lang w:val="en-US" w:eastAsia="ru-RU"/>
+        </w:rPr>
+      </w:pPr>
+      <w:r>
+        <w:rPr>
+          <w:rFonts w:ascii="Segoe UI" w:eastAsia="Times New Roman" w:hAnsi="Segoe UI" w:cs="Segoe UI"/>
+          <w:color w:val="202020"/>
+          <w:sz w:val="21"/>
+          <w:szCs w:val="21"/>
+          <w:lang w:val="en-US" w:eastAsia="ru-RU"/>
         </w:rPr>
         <w:t>OFFLOAD_TARGET_NAMES=nvptx-none:amdgcn-amdhsa</w:t>
       </w:r>
@@ -766,16 +926,16 @@
           <w:color w:val="202020"/>
           <w:sz w:val="21"/>
           <w:szCs w:val="21"/>
-          <w:lang w:eastAsia="ru-RU"/>
-        </w:rPr>
-      </w:pPr>
-      <w:r>
-        <w:rPr>
-          <w:rFonts w:ascii="Segoe UI" w:eastAsia="Times New Roman" w:hAnsi="Segoe UI" w:cs="Segoe UI"/>
-          <w:color w:val="202020"/>
-          <w:sz w:val="21"/>
-          <w:szCs w:val="21"/>
-          <w:lang w:eastAsia="ru-RU"/>
+          <w:lang w:val="en-US" w:eastAsia="ru-RU"/>
+        </w:rPr>
+      </w:pPr>
+      <w:r>
+        <w:rPr>
+          <w:rFonts w:ascii="Segoe UI" w:eastAsia="Times New Roman" w:hAnsi="Segoe UI" w:cs="Segoe UI"/>
+          <w:color w:val="202020"/>
+          <w:sz w:val="21"/>
+          <w:szCs w:val="21"/>
+          <w:lang w:val="en-US" w:eastAsia="ru-RU"/>
         </w:rPr>
         <w:t>OFFLOAD_TARGET_DEFAULT=1</w:t>
       </w:r>
@@ -788,16 +948,16 @@
           <w:color w:val="202020"/>
           <w:sz w:val="21"/>
           <w:szCs w:val="21"/>
-          <w:lang w:eastAsia="ru-RU"/>
-        </w:rPr>
-      </w:pPr>
-      <w:r>
-        <w:rPr>
-          <w:rFonts w:ascii="Segoe UI" w:eastAsia="Times New Roman" w:hAnsi="Segoe UI" w:cs="Segoe UI"/>
-          <w:color w:val="202020"/>
-          <w:sz w:val="21"/>
-          <w:szCs w:val="21"/>
-          <w:lang w:eastAsia="ru-RU"/>
+          <w:lang w:val="en-US" w:eastAsia="ru-RU"/>
+        </w:rPr>
+      </w:pPr>
+      <w:r>
+        <w:rPr>
+          <w:rFonts w:ascii="Segoe UI" w:eastAsia="Times New Roman" w:hAnsi="Segoe UI" w:cs="Segoe UI"/>
+          <w:color w:val="202020"/>
+          <w:sz w:val="21"/>
+          <w:szCs w:val="21"/>
+          <w:lang w:val="en-US" w:eastAsia="ru-RU"/>
         </w:rPr>
         <w:t>Target: x86_64-linux-gnu</w:t>
       </w:r>
@@ -810,16 +970,16 @@
           <w:color w:val="202020"/>
           <w:sz w:val="21"/>
           <w:szCs w:val="21"/>
-          <w:lang w:eastAsia="ru-RU"/>
-        </w:rPr>
-      </w:pPr>
-      <w:r>
-        <w:rPr>
-          <w:rFonts w:ascii="Segoe UI" w:eastAsia="Times New Roman" w:hAnsi="Segoe UI" w:cs="Segoe UI"/>
-          <w:color w:val="202020"/>
-          <w:sz w:val="21"/>
-          <w:szCs w:val="21"/>
-          <w:lang w:eastAsia="ru-RU"/>
+          <w:lang w:val="en-US" w:eastAsia="ru-RU"/>
+        </w:rPr>
+      </w:pPr>
+      <w:r>
+        <w:rPr>
+          <w:rFonts w:ascii="Segoe UI" w:eastAsia="Times New Roman" w:hAnsi="Segoe UI" w:cs="Segoe UI"/>
+          <w:color w:val="202020"/>
+          <w:sz w:val="21"/>
+          <w:szCs w:val="21"/>
+          <w:lang w:val="en-US" w:eastAsia="ru-RU"/>
         </w:rPr>
         <w:t>Configured with: ../src/configure -v --with-pkgversion='Ubuntu 13.3.0-6ubuntu2~24.04.1' --with-bugurl=file:///usr/share/doc/gcc-13/README.Bugs --enable-languages=c,ada,c++,go,d,fortran,objc,obj-c++,m2 --prefix=/usr --with-gcc-major-version-only --program-suffix=-13 --program-prefix=x86_64-linux-gnu- --enable-shared --enable-linker-build-id --libexecdir=/usr/libexec --without-included-gettext --enable-threads=posix --libdir=/usr/lib --enable-nls --enable-bootstrap --enable-clocale=gnu --enable-libstdcxx-debug --enable-libstdcxx-time=yes --with-default-libstdcxx-abi=new --enable-libstdcxx-backtrace --enable-gnu-unique-object --disable-vtable-verify --enable-plugin --enable-default-pie --with-system-zlib --enable-libphobos-checking=release --with-target-system-zlib=auto --enable-objc-gc=auto --enable-multiarch --disable-werror --enable-cet --with-arch-32=i686 --with-abi=m64 --with-multilib-list=m32,m64,mx32 --enable-multilib --with-tune=generic --enable-offload-targets=nvptx-none=/build/gcc-13-EldibY/gcc-13-13.3.0/debian/tmp-nvptx/usr,amdgcn-amdhsa=/build/gcc-13-EldibY/gcc-13-13.3.0/debian/tmp-gcn/usr --enable-offload-defaulted --without-cuda-driver --enable-checking=release --build=x86_64-linux-gnu --host=x86_64-linux-gnu --target=x86_64-linux-gnu --with-build-config=bootstrap-lto-lean --enable-link-serialization=2</w:t>
       </w:r>
@@ -832,16 +992,16 @@
           <w:color w:val="202020"/>
           <w:sz w:val="21"/>
           <w:szCs w:val="21"/>
-          <w:lang w:eastAsia="ru-RU"/>
-        </w:rPr>
-      </w:pPr>
-      <w:r>
-        <w:rPr>
-          <w:rFonts w:ascii="Segoe UI" w:eastAsia="Times New Roman" w:hAnsi="Segoe UI" w:cs="Segoe UI"/>
-          <w:color w:val="202020"/>
-          <w:sz w:val="21"/>
-          <w:szCs w:val="21"/>
-          <w:lang w:eastAsia="ru-RU"/>
+          <w:lang w:val="en-US" w:eastAsia="ru-RU"/>
+        </w:rPr>
+      </w:pPr>
+      <w:r>
+        <w:rPr>
+          <w:rFonts w:ascii="Segoe UI" w:eastAsia="Times New Roman" w:hAnsi="Segoe UI" w:cs="Segoe UI"/>
+          <w:color w:val="202020"/>
+          <w:sz w:val="21"/>
+          <w:szCs w:val="21"/>
+          <w:lang w:val="en-US" w:eastAsia="ru-RU"/>
         </w:rPr>
         <w:t>Thread model: posix</w:t>
       </w:r>
@@ -854,16 +1014,16 @@
           <w:color w:val="202020"/>
           <w:sz w:val="21"/>
           <w:szCs w:val="21"/>
-          <w:lang w:eastAsia="ru-RU"/>
-        </w:rPr>
-      </w:pPr>
-      <w:r>
-        <w:rPr>
-          <w:rFonts w:ascii="Segoe UI" w:eastAsia="Times New Roman" w:hAnsi="Segoe UI" w:cs="Segoe UI"/>
-          <w:color w:val="202020"/>
-          <w:sz w:val="21"/>
-          <w:szCs w:val="21"/>
-          <w:lang w:eastAsia="ru-RU"/>
+          <w:lang w:val="en-US" w:eastAsia="ru-RU"/>
+        </w:rPr>
+      </w:pPr>
+      <w:r>
+        <w:rPr>
+          <w:rFonts w:ascii="Segoe UI" w:eastAsia="Times New Roman" w:hAnsi="Segoe UI" w:cs="Segoe UI"/>
+          <w:color w:val="202020"/>
+          <w:sz w:val="21"/>
+          <w:szCs w:val="21"/>
+          <w:lang w:val="en-US" w:eastAsia="ru-RU"/>
         </w:rPr>
         <w:t>Supported LTO compression algorithms: zlib zstd</w:t>
       </w:r>
@@ -885,7 +1045,7 @@
           <w:color w:val="202020"/>
           <w:sz w:val="21"/>
           <w:szCs w:val="21"/>
-          <w:lang w:eastAsia="ru-RU"/>
+          <w:lang w:val="en-US" w:eastAsia="ru-RU"/>
         </w:rPr>
         <w:t>gcc version 13.3.0 (Ubuntu 13.3.0-6ubuntu2~24.04.1)</w:t>
       </w:r>
@@ -1004,7 +1164,7 @@
           <w:color w:val="202020"/>
           <w:sz w:val="21"/>
           <w:szCs w:val="21"/>
-          <w:lang w:eastAsia="ru-RU"/>
+          <w:lang w:val="en-US" w:eastAsia="ru-RU"/>
         </w:rPr>
       </w:pPr>
       <w:r>
@@ -1026,16 +1186,16 @@
           <w:color w:val="202020"/>
           <w:sz w:val="21"/>
           <w:szCs w:val="21"/>
-          <w:lang w:eastAsia="ru-RU"/>
-        </w:rPr>
-      </w:pPr>
-      <w:r>
-        <w:rPr>
-          <w:rFonts w:ascii="Segoe UI" w:eastAsia="Times New Roman" w:hAnsi="Segoe UI" w:cs="Segoe UI"/>
-          <w:color w:val="202020"/>
-          <w:sz w:val="21"/>
-          <w:szCs w:val="21"/>
-          <w:lang w:eastAsia="ru-RU"/>
+          <w:lang w:val="en-US" w:eastAsia="ru-RU"/>
+        </w:rPr>
+      </w:pPr>
+      <w:r>
+        <w:rPr>
+          <w:rFonts w:ascii="Segoe UI" w:eastAsia="Times New Roman" w:hAnsi="Segoe UI" w:cs="Segoe UI"/>
+          <w:color w:val="202020"/>
+          <w:sz w:val="21"/>
+          <w:szCs w:val="21"/>
+          <w:lang w:val="en-US" w:eastAsia="ru-RU"/>
         </w:rPr>
         <w:t xml:space="preserve">@skywhytempo </w:t>
       </w:r>
@@ -1045,7 +1205,7 @@
           <w:color w:val="202020"/>
           <w:sz w:val="21"/>
           <w:szCs w:val="21"/>
-          <w:lang w:eastAsia="ru-RU"/>
+          <w:lang w:val="en-US" w:eastAsia="ru-RU"/>
         </w:rPr>
         <w:t>➜</w:t>
       </w:r>
@@ -1055,7 +1215,7 @@
           <w:color w:val="202020"/>
           <w:sz w:val="21"/>
           <w:szCs w:val="21"/>
-          <w:lang w:eastAsia="ru-RU"/>
+          <w:lang w:val="en-US" w:eastAsia="ru-RU"/>
         </w:rPr>
         <w:t xml:space="preserve"> /workspaces/os_lab_2025/lab0/hello (master) $ ./hello_world</w:t>
       </w:r>
@@ -1483,38 +1643,78 @@
           <w:color w:val="202020"/>
           <w:sz w:val="21"/>
           <w:szCs w:val="21"/>
-          <w:lang w:eastAsia="ru-RU"/>
-        </w:rPr>
-      </w:pPr>
-      <w:r>
-        <w:rPr>
-          <w:rFonts w:ascii="Segoe UI" w:eastAsia="Times New Roman" w:hAnsi="Segoe UI" w:cs="Segoe UI"/>
-          <w:color w:val="202020"/>
-          <w:sz w:val="21"/>
-          <w:szCs w:val="21"/>
-          <w:lang w:eastAsia="ru-RU"/>
-        </w:rPr>
-        <w:t>Коммит и пуш</w:t>
-      </w:r>
-    </w:p>
-    <w:p>
-      <w:pPr>
-        <w:spacing w:before="100" w:beforeAutospacing="1" w:after="100" w:afterAutospacing="1" w:line="240" w:lineRule="auto"/>
-        <w:rPr>
-          <w:rFonts w:ascii="Segoe UI" w:eastAsia="Times New Roman" w:hAnsi="Segoe UI" w:cs="Segoe UI"/>
-          <w:color w:val="202020"/>
-          <w:sz w:val="21"/>
-          <w:szCs w:val="21"/>
-          <w:lang w:eastAsia="ru-RU"/>
-        </w:rPr>
-      </w:pPr>
-      <w:r>
-        <w:rPr>
-          <w:rFonts w:ascii="Segoe UI" w:eastAsia="Times New Roman" w:hAnsi="Segoe UI" w:cs="Segoe UI"/>
-          <w:color w:val="202020"/>
-          <w:sz w:val="21"/>
-          <w:szCs w:val="21"/>
-          <w:lang w:eastAsia="ru-RU"/>
+          <w:lang w:val="en-US" w:eastAsia="ru-RU"/>
+        </w:rPr>
+      </w:pPr>
+      <w:r>
+        <w:rPr>
+          <w:rFonts w:ascii="Segoe UI" w:eastAsia="Times New Roman" w:hAnsi="Segoe UI" w:cs="Segoe UI"/>
+          <w:color w:val="202020"/>
+          <w:sz w:val="21"/>
+          <w:szCs w:val="21"/>
+          <w:lang w:eastAsia="ru-RU"/>
+        </w:rPr>
+        <w:t>Коммит</w:t>
+      </w:r>
+      <w:r>
+        <w:rPr>
+          <w:rFonts w:ascii="Segoe UI" w:eastAsia="Times New Roman" w:hAnsi="Segoe UI" w:cs="Segoe UI"/>
+          <w:color w:val="202020"/>
+          <w:sz w:val="21"/>
+          <w:szCs w:val="21"/>
+          <w:lang w:val="en-US" w:eastAsia="ru-RU"/>
+        </w:rPr>
+        <w:t xml:space="preserve"> </w:t>
+      </w:r>
+      <w:r>
+        <w:rPr>
+          <w:rFonts w:ascii="Segoe UI" w:eastAsia="Times New Roman" w:hAnsi="Segoe UI" w:cs="Segoe UI"/>
+          <w:color w:val="202020"/>
+          <w:sz w:val="21"/>
+          <w:szCs w:val="21"/>
+          <w:lang w:eastAsia="ru-RU"/>
+        </w:rPr>
+        <w:t>и</w:t>
+      </w:r>
+      <w:r>
+        <w:rPr>
+          <w:rFonts w:ascii="Segoe UI" w:eastAsia="Times New Roman" w:hAnsi="Segoe UI" w:cs="Segoe UI"/>
+          <w:color w:val="202020"/>
+          <w:sz w:val="21"/>
+          <w:szCs w:val="21"/>
+          <w:lang w:val="en-US" w:eastAsia="ru-RU"/>
+        </w:rPr>
+        <w:t xml:space="preserve"> </w:t>
+      </w:r>
+      <w:r>
+        <w:rPr>
+          <w:rFonts w:ascii="Segoe UI" w:eastAsia="Times New Roman" w:hAnsi="Segoe UI" w:cs="Segoe UI"/>
+          <w:color w:val="202020"/>
+          <w:sz w:val="21"/>
+          <w:szCs w:val="21"/>
+          <w:lang w:eastAsia="ru-RU"/>
+        </w:rPr>
+        <w:t>пуш</w:t>
+      </w:r>
+    </w:p>
+    <w:p>
+      <w:pPr>
+        <w:spacing w:before="100" w:beforeAutospacing="1" w:after="100" w:afterAutospacing="1" w:line="240" w:lineRule="auto"/>
+        <w:rPr>
+          <w:rFonts w:ascii="Segoe UI" w:eastAsia="Times New Roman" w:hAnsi="Segoe UI" w:cs="Segoe UI"/>
+          <w:color w:val="202020"/>
+          <w:sz w:val="21"/>
+          <w:szCs w:val="21"/>
+          <w:lang w:val="en-US" w:eastAsia="ru-RU"/>
+        </w:rPr>
+      </w:pPr>
+      <w:r>
+        <w:rPr>
+          <w:rFonts w:ascii="Segoe UI" w:eastAsia="Times New Roman" w:hAnsi="Segoe UI" w:cs="Segoe UI"/>
+          <w:color w:val="202020"/>
+          <w:sz w:val="21"/>
+          <w:szCs w:val="21"/>
+          <w:lang w:val="en-US" w:eastAsia="ru-RU"/>
         </w:rPr>
         <w:t xml:space="preserve">@skywhytempo </w:t>
       </w:r>
@@ -1524,7 +1724,7 @@
           <w:color w:val="202020"/>
           <w:sz w:val="21"/>
           <w:szCs w:val="21"/>
-          <w:lang w:eastAsia="ru-RU"/>
+          <w:lang w:val="en-US" w:eastAsia="ru-RU"/>
         </w:rPr>
         <w:t>➜</w:t>
       </w:r>
@@ -1534,51 +1734,131 @@
           <w:color w:val="202020"/>
           <w:sz w:val="21"/>
           <w:szCs w:val="21"/>
-          <w:lang w:eastAsia="ru-RU"/>
-        </w:rPr>
-        <w:t xml:space="preserve"> /workspaces/os_lab_2025 (master) $ git commit -m "добавлен hello.c и empty"</w:t>
-      </w:r>
-    </w:p>
-    <w:p>
-      <w:pPr>
-        <w:spacing w:before="100" w:beforeAutospacing="1" w:after="100" w:afterAutospacing="1" w:line="240" w:lineRule="auto"/>
-        <w:rPr>
-          <w:rFonts w:ascii="Segoe UI" w:eastAsia="Times New Roman" w:hAnsi="Segoe UI" w:cs="Segoe UI"/>
-          <w:color w:val="202020"/>
-          <w:sz w:val="21"/>
-          <w:szCs w:val="21"/>
-          <w:lang w:eastAsia="ru-RU"/>
-        </w:rPr>
-      </w:pPr>
-      <w:r>
-        <w:rPr>
-          <w:rFonts w:ascii="Segoe UI" w:eastAsia="Times New Roman" w:hAnsi="Segoe UI" w:cs="Segoe UI"/>
-          <w:color w:val="202020"/>
-          <w:sz w:val="21"/>
-          <w:szCs w:val="21"/>
-          <w:lang w:eastAsia="ru-RU"/>
-        </w:rPr>
-        <w:t>[master 0015498] добавлен hello.c и empty</w:t>
-      </w:r>
-    </w:p>
-    <w:p>
-      <w:pPr>
-        <w:spacing w:before="100" w:beforeAutospacing="1" w:after="100" w:afterAutospacing="1" w:line="240" w:lineRule="auto"/>
-        <w:rPr>
-          <w:rFonts w:ascii="Segoe UI" w:eastAsia="Times New Roman" w:hAnsi="Segoe UI" w:cs="Segoe UI"/>
-          <w:color w:val="202020"/>
-          <w:sz w:val="21"/>
-          <w:szCs w:val="21"/>
-          <w:lang w:eastAsia="ru-RU"/>
-        </w:rPr>
-      </w:pPr>
-      <w:r>
-        <w:rPr>
-          <w:rFonts w:ascii="Segoe UI" w:eastAsia="Times New Roman" w:hAnsi="Segoe UI" w:cs="Segoe UI"/>
-          <w:color w:val="202020"/>
-          <w:sz w:val="21"/>
-          <w:szCs w:val="21"/>
-          <w:lang w:eastAsia="ru-RU"/>
+          <w:lang w:val="en-US" w:eastAsia="ru-RU"/>
+        </w:rPr>
+        <w:t xml:space="preserve"> /workspaces/os_lab_2025 (master) $ git commit -m "</w:t>
+      </w:r>
+      <w:r>
+        <w:rPr>
+          <w:rFonts w:ascii="Segoe UI" w:eastAsia="Times New Roman" w:hAnsi="Segoe UI" w:cs="Segoe UI"/>
+          <w:color w:val="202020"/>
+          <w:sz w:val="21"/>
+          <w:szCs w:val="21"/>
+          <w:lang w:eastAsia="ru-RU"/>
+        </w:rPr>
+        <w:t>добавлен</w:t>
+      </w:r>
+      <w:r>
+        <w:rPr>
+          <w:rFonts w:ascii="Segoe UI" w:eastAsia="Times New Roman" w:hAnsi="Segoe UI" w:cs="Segoe UI"/>
+          <w:color w:val="202020"/>
+          <w:sz w:val="21"/>
+          <w:szCs w:val="21"/>
+          <w:lang w:val="en-US" w:eastAsia="ru-RU"/>
+        </w:rPr>
+        <w:t xml:space="preserve"> hello.c </w:t>
+      </w:r>
+      <w:r>
+        <w:rPr>
+          <w:rFonts w:ascii="Segoe UI" w:eastAsia="Times New Roman" w:hAnsi="Segoe UI" w:cs="Segoe UI"/>
+          <w:color w:val="202020"/>
+          <w:sz w:val="21"/>
+          <w:szCs w:val="21"/>
+          <w:lang w:eastAsia="ru-RU"/>
+        </w:rPr>
+        <w:t>и</w:t>
+      </w:r>
+      <w:r>
+        <w:rPr>
+          <w:rFonts w:ascii="Segoe UI" w:eastAsia="Times New Roman" w:hAnsi="Segoe UI" w:cs="Segoe UI"/>
+          <w:color w:val="202020"/>
+          <w:sz w:val="21"/>
+          <w:szCs w:val="21"/>
+          <w:lang w:val="en-US" w:eastAsia="ru-RU"/>
+        </w:rPr>
+        <w:t xml:space="preserve"> empty"</w:t>
+      </w:r>
+    </w:p>
+    <w:p>
+      <w:pPr>
+        <w:spacing w:before="100" w:beforeAutospacing="1" w:after="100" w:afterAutospacing="1" w:line="240" w:lineRule="auto"/>
+        <w:rPr>
+          <w:rFonts w:ascii="Segoe UI" w:eastAsia="Times New Roman" w:hAnsi="Segoe UI" w:cs="Segoe UI"/>
+          <w:color w:val="202020"/>
+          <w:sz w:val="21"/>
+          <w:szCs w:val="21"/>
+          <w:lang w:val="en-US" w:eastAsia="ru-RU"/>
+        </w:rPr>
+      </w:pPr>
+      <w:r>
+        <w:rPr>
+          <w:rFonts w:ascii="Segoe UI" w:eastAsia="Times New Roman" w:hAnsi="Segoe UI" w:cs="Segoe UI"/>
+          <w:color w:val="202020"/>
+          <w:sz w:val="21"/>
+          <w:szCs w:val="21"/>
+          <w:lang w:val="en-US" w:eastAsia="ru-RU"/>
+        </w:rPr>
+        <w:t xml:space="preserve">[master 0015498] </w:t>
+      </w:r>
+      <w:r>
+        <w:rPr>
+          <w:rFonts w:ascii="Segoe UI" w:eastAsia="Times New Roman" w:hAnsi="Segoe UI" w:cs="Segoe UI"/>
+          <w:color w:val="202020"/>
+          <w:sz w:val="21"/>
+          <w:szCs w:val="21"/>
+          <w:lang w:eastAsia="ru-RU"/>
+        </w:rPr>
+        <w:t>добавлен</w:t>
+      </w:r>
+      <w:r>
+        <w:rPr>
+          <w:rFonts w:ascii="Segoe UI" w:eastAsia="Times New Roman" w:hAnsi="Segoe UI" w:cs="Segoe UI"/>
+          <w:color w:val="202020"/>
+          <w:sz w:val="21"/>
+          <w:szCs w:val="21"/>
+          <w:lang w:val="en-US" w:eastAsia="ru-RU"/>
+        </w:rPr>
+        <w:t xml:space="preserve"> hello.c </w:t>
+      </w:r>
+      <w:r>
+        <w:rPr>
+          <w:rFonts w:ascii="Segoe UI" w:eastAsia="Times New Roman" w:hAnsi="Segoe UI" w:cs="Segoe UI"/>
+          <w:color w:val="202020"/>
+          <w:sz w:val="21"/>
+          <w:szCs w:val="21"/>
+          <w:lang w:eastAsia="ru-RU"/>
+        </w:rPr>
+        <w:t>и</w:t>
+      </w:r>
+      <w:r>
+        <w:rPr>
+          <w:rFonts w:ascii="Segoe UI" w:eastAsia="Times New Roman" w:hAnsi="Segoe UI" w:cs="Segoe UI"/>
+          <w:color w:val="202020"/>
+          <w:sz w:val="21"/>
+          <w:szCs w:val="21"/>
+          <w:lang w:val="en-US" w:eastAsia="ru-RU"/>
+        </w:rPr>
+        <w:t xml:space="preserve"> empty</w:t>
+      </w:r>
+    </w:p>
+    <w:p>
+      <w:pPr>
+        <w:spacing w:before="100" w:beforeAutospacing="1" w:after="100" w:afterAutospacing="1" w:line="240" w:lineRule="auto"/>
+        <w:rPr>
+          <w:rFonts w:ascii="Segoe UI" w:eastAsia="Times New Roman" w:hAnsi="Segoe UI" w:cs="Segoe UI"/>
+          <w:color w:val="202020"/>
+          <w:sz w:val="21"/>
+          <w:szCs w:val="21"/>
+          <w:lang w:val="en-US" w:eastAsia="ru-RU"/>
+        </w:rPr>
+      </w:pPr>
+      <w:r>
+        <w:rPr>
+          <w:rFonts w:ascii="Segoe UI" w:eastAsia="Times New Roman" w:hAnsi="Segoe UI" w:cs="Segoe UI"/>
+          <w:color w:val="202020"/>
+          <w:sz w:val="21"/>
+          <w:szCs w:val="21"/>
+          <w:lang w:val="en-US" w:eastAsia="ru-RU"/>
         </w:rPr>
         <w:t xml:space="preserve"> 2 files changed, 6 insertions(+)</w:t>
       </w:r>
@@ -1591,16 +1871,16 @@
           <w:color w:val="202020"/>
           <w:sz w:val="21"/>
           <w:szCs w:val="21"/>
-          <w:lang w:eastAsia="ru-RU"/>
-        </w:rPr>
-      </w:pPr>
-      <w:r>
-        <w:rPr>
-          <w:rFonts w:ascii="Segoe UI" w:eastAsia="Times New Roman" w:hAnsi="Segoe UI" w:cs="Segoe UI"/>
-          <w:color w:val="202020"/>
-          <w:sz w:val="21"/>
-          <w:szCs w:val="21"/>
-          <w:lang w:eastAsia="ru-RU"/>
+          <w:lang w:val="en-US" w:eastAsia="ru-RU"/>
+        </w:rPr>
+      </w:pPr>
+      <w:r>
+        <w:rPr>
+          <w:rFonts w:ascii="Segoe UI" w:eastAsia="Times New Roman" w:hAnsi="Segoe UI" w:cs="Segoe UI"/>
+          <w:color w:val="202020"/>
+          <w:sz w:val="21"/>
+          <w:szCs w:val="21"/>
+          <w:lang w:val="en-US" w:eastAsia="ru-RU"/>
         </w:rPr>
         <w:t xml:space="preserve"> create mode 100644 lab0/hello/empty</w:t>
       </w:r>
@@ -1613,16 +1893,16 @@
           <w:color w:val="202020"/>
           <w:sz w:val="21"/>
           <w:szCs w:val="21"/>
-          <w:lang w:eastAsia="ru-RU"/>
-        </w:rPr>
-      </w:pPr>
-      <w:r>
-        <w:rPr>
-          <w:rFonts w:ascii="Segoe UI" w:eastAsia="Times New Roman" w:hAnsi="Segoe UI" w:cs="Segoe UI"/>
-          <w:color w:val="202020"/>
-          <w:sz w:val="21"/>
-          <w:szCs w:val="21"/>
-          <w:lang w:eastAsia="ru-RU"/>
+          <w:lang w:val="en-US" w:eastAsia="ru-RU"/>
+        </w:rPr>
+      </w:pPr>
+      <w:r>
+        <w:rPr>
+          <w:rFonts w:ascii="Segoe UI" w:eastAsia="Times New Roman" w:hAnsi="Segoe UI" w:cs="Segoe UI"/>
+          <w:color w:val="202020"/>
+          <w:sz w:val="21"/>
+          <w:szCs w:val="21"/>
+          <w:lang w:val="en-US" w:eastAsia="ru-RU"/>
         </w:rPr>
         <w:t xml:space="preserve"> create mode 100755 lab0/hello/newhello.c</w:t>
       </w:r>
@@ -1635,16 +1915,16 @@
           <w:color w:val="202020"/>
           <w:sz w:val="21"/>
           <w:szCs w:val="21"/>
-          <w:lang w:eastAsia="ru-RU"/>
-        </w:rPr>
-      </w:pPr>
-      <w:r>
-        <w:rPr>
-          <w:rFonts w:ascii="Segoe UI" w:eastAsia="Times New Roman" w:hAnsi="Segoe UI" w:cs="Segoe UI"/>
-          <w:color w:val="202020"/>
-          <w:sz w:val="21"/>
-          <w:szCs w:val="21"/>
-          <w:lang w:eastAsia="ru-RU"/>
+          <w:lang w:val="en-US" w:eastAsia="ru-RU"/>
+        </w:rPr>
+      </w:pPr>
+      <w:r>
+        <w:rPr>
+          <w:rFonts w:ascii="Segoe UI" w:eastAsia="Times New Roman" w:hAnsi="Segoe UI" w:cs="Segoe UI"/>
+          <w:color w:val="202020"/>
+          <w:sz w:val="21"/>
+          <w:szCs w:val="21"/>
+          <w:lang w:val="en-US" w:eastAsia="ru-RU"/>
         </w:rPr>
         <w:t xml:space="preserve">@skywhytempo </w:t>
       </w:r>
@@ -1654,7 +1934,7 @@
           <w:color w:val="202020"/>
           <w:sz w:val="21"/>
           <w:szCs w:val="21"/>
-          <w:lang w:eastAsia="ru-RU"/>
+          <w:lang w:val="en-US" w:eastAsia="ru-RU"/>
         </w:rPr>
         <w:t>➜</w:t>
       </w:r>
@@ -1664,7 +1944,7 @@
           <w:color w:val="202020"/>
           <w:sz w:val="21"/>
           <w:szCs w:val="21"/>
-          <w:lang w:eastAsia="ru-RU"/>
+          <w:lang w:val="en-US" w:eastAsia="ru-RU"/>
         </w:rPr>
         <w:t xml:space="preserve"> /workspaces/os_lab_2025 (master) $ git push</w:t>
       </w:r>
@@ -1677,16 +1957,16 @@
           <w:color w:val="202020"/>
           <w:sz w:val="21"/>
           <w:szCs w:val="21"/>
-          <w:lang w:eastAsia="ru-RU"/>
-        </w:rPr>
-      </w:pPr>
-      <w:r>
-        <w:rPr>
-          <w:rFonts w:ascii="Segoe UI" w:eastAsia="Times New Roman" w:hAnsi="Segoe UI" w:cs="Segoe UI"/>
-          <w:color w:val="202020"/>
-          <w:sz w:val="21"/>
-          <w:szCs w:val="21"/>
-          <w:lang w:eastAsia="ru-RU"/>
+          <w:lang w:val="en-US" w:eastAsia="ru-RU"/>
+        </w:rPr>
+      </w:pPr>
+      <w:r>
+        <w:rPr>
+          <w:rFonts w:ascii="Segoe UI" w:eastAsia="Times New Roman" w:hAnsi="Segoe UI" w:cs="Segoe UI"/>
+          <w:color w:val="202020"/>
+          <w:sz w:val="21"/>
+          <w:szCs w:val="21"/>
+          <w:lang w:val="en-US" w:eastAsia="ru-RU"/>
         </w:rPr>
         <w:t>Enumerating objects: 8, done.</w:t>
       </w:r>
@@ -1699,16 +1979,16 @@
           <w:color w:val="202020"/>
           <w:sz w:val="21"/>
           <w:szCs w:val="21"/>
-          <w:lang w:eastAsia="ru-RU"/>
-        </w:rPr>
-      </w:pPr>
-      <w:r>
-        <w:rPr>
-          <w:rFonts w:ascii="Segoe UI" w:eastAsia="Times New Roman" w:hAnsi="Segoe UI" w:cs="Segoe UI"/>
-          <w:color w:val="202020"/>
-          <w:sz w:val="21"/>
-          <w:szCs w:val="21"/>
-          <w:lang w:eastAsia="ru-RU"/>
+          <w:lang w:val="en-US" w:eastAsia="ru-RU"/>
+        </w:rPr>
+      </w:pPr>
+      <w:r>
+        <w:rPr>
+          <w:rFonts w:ascii="Segoe UI" w:eastAsia="Times New Roman" w:hAnsi="Segoe UI" w:cs="Segoe UI"/>
+          <w:color w:val="202020"/>
+          <w:sz w:val="21"/>
+          <w:szCs w:val="21"/>
+          <w:lang w:val="en-US" w:eastAsia="ru-RU"/>
         </w:rPr>
         <w:t>Counting objects: 100% (8/8), done.</w:t>
       </w:r>
@@ -1721,16 +2001,16 @@
           <w:color w:val="202020"/>
           <w:sz w:val="21"/>
           <w:szCs w:val="21"/>
-          <w:lang w:eastAsia="ru-RU"/>
-        </w:rPr>
-      </w:pPr>
-      <w:r>
-        <w:rPr>
-          <w:rFonts w:ascii="Segoe UI" w:eastAsia="Times New Roman" w:hAnsi="Segoe UI" w:cs="Segoe UI"/>
-          <w:color w:val="202020"/>
-          <w:sz w:val="21"/>
-          <w:szCs w:val="21"/>
-          <w:lang w:eastAsia="ru-RU"/>
+          <w:lang w:val="en-US" w:eastAsia="ru-RU"/>
+        </w:rPr>
+      </w:pPr>
+      <w:r>
+        <w:rPr>
+          <w:rFonts w:ascii="Segoe UI" w:eastAsia="Times New Roman" w:hAnsi="Segoe UI" w:cs="Segoe UI"/>
+          <w:color w:val="202020"/>
+          <w:sz w:val="21"/>
+          <w:szCs w:val="21"/>
+          <w:lang w:val="en-US" w:eastAsia="ru-RU"/>
         </w:rPr>
         <w:t>Delta compression using up to 2 threads</w:t>
       </w:r>
@@ -1743,16 +2023,16 @@
           <w:color w:val="202020"/>
           <w:sz w:val="21"/>
           <w:szCs w:val="21"/>
-          <w:lang w:eastAsia="ru-RU"/>
-        </w:rPr>
-      </w:pPr>
-      <w:r>
-        <w:rPr>
-          <w:rFonts w:ascii="Segoe UI" w:eastAsia="Times New Roman" w:hAnsi="Segoe UI" w:cs="Segoe UI"/>
-          <w:color w:val="202020"/>
-          <w:sz w:val="21"/>
-          <w:szCs w:val="21"/>
-          <w:lang w:eastAsia="ru-RU"/>
+          <w:lang w:val="en-US" w:eastAsia="ru-RU"/>
+        </w:rPr>
+      </w:pPr>
+      <w:r>
+        <w:rPr>
+          <w:rFonts w:ascii="Segoe UI" w:eastAsia="Times New Roman" w:hAnsi="Segoe UI" w:cs="Segoe UI"/>
+          <w:color w:val="202020"/>
+          <w:sz w:val="21"/>
+          <w:szCs w:val="21"/>
+          <w:lang w:val="en-US" w:eastAsia="ru-RU"/>
         </w:rPr>
         <w:t>Compressing objects: 100% (5/5), done.</w:t>
       </w:r>
@@ -1765,16 +2045,16 @@
           <w:color w:val="202020"/>
           <w:sz w:val="21"/>
           <w:szCs w:val="21"/>
-          <w:lang w:eastAsia="ru-RU"/>
-        </w:rPr>
-      </w:pPr>
-      <w:r>
-        <w:rPr>
-          <w:rFonts w:ascii="Segoe UI" w:eastAsia="Times New Roman" w:hAnsi="Segoe UI" w:cs="Segoe UI"/>
-          <w:color w:val="202020"/>
-          <w:sz w:val="21"/>
-          <w:szCs w:val="21"/>
-          <w:lang w:eastAsia="ru-RU"/>
+          <w:lang w:val="en-US" w:eastAsia="ru-RU"/>
+        </w:rPr>
+      </w:pPr>
+      <w:r>
+        <w:rPr>
+          <w:rFonts w:ascii="Segoe UI" w:eastAsia="Times New Roman" w:hAnsi="Segoe UI" w:cs="Segoe UI"/>
+          <w:color w:val="202020"/>
+          <w:sz w:val="21"/>
+          <w:szCs w:val="21"/>
+          <w:lang w:val="en-US" w:eastAsia="ru-RU"/>
         </w:rPr>
         <w:t>Writing objects: 100% (6/6), 574 bytes | 574.00 KiB/s, done.</w:t>
       </w:r>
@@ -1787,16 +2067,16 @@
           <w:color w:val="202020"/>
           <w:sz w:val="21"/>
           <w:szCs w:val="21"/>
-          <w:lang w:eastAsia="ru-RU"/>
-        </w:rPr>
-      </w:pPr>
-      <w:r>
-        <w:rPr>
-          <w:rFonts w:ascii="Segoe UI" w:eastAsia="Times New Roman" w:hAnsi="Segoe UI" w:cs="Segoe UI"/>
-          <w:color w:val="202020"/>
-          <w:sz w:val="21"/>
-          <w:szCs w:val="21"/>
-          <w:lang w:eastAsia="ru-RU"/>
+          <w:lang w:val="en-US" w:eastAsia="ru-RU"/>
+        </w:rPr>
+      </w:pPr>
+      <w:r>
+        <w:rPr>
+          <w:rFonts w:ascii="Segoe UI" w:eastAsia="Times New Roman" w:hAnsi="Segoe UI" w:cs="Segoe UI"/>
+          <w:color w:val="202020"/>
+          <w:sz w:val="21"/>
+          <w:szCs w:val="21"/>
+          <w:lang w:val="en-US" w:eastAsia="ru-RU"/>
         </w:rPr>
         <w:t>Total 6 (delta 1), reused 1 (delta 0), pack-reused 0 (from 0)</w:t>
       </w:r>
@@ -1809,16 +2089,16 @@
           <w:color w:val="202020"/>
           <w:sz w:val="21"/>
           <w:szCs w:val="21"/>
-          <w:lang w:eastAsia="ru-RU"/>
-        </w:rPr>
-      </w:pPr>
-      <w:r>
-        <w:rPr>
-          <w:rFonts w:ascii="Segoe UI" w:eastAsia="Times New Roman" w:hAnsi="Segoe UI" w:cs="Segoe UI"/>
-          <w:color w:val="202020"/>
-          <w:sz w:val="21"/>
-          <w:szCs w:val="21"/>
-          <w:lang w:eastAsia="ru-RU"/>
+          <w:lang w:val="en-US" w:eastAsia="ru-RU"/>
+        </w:rPr>
+      </w:pPr>
+      <w:r>
+        <w:rPr>
+          <w:rFonts w:ascii="Segoe UI" w:eastAsia="Times New Roman" w:hAnsi="Segoe UI" w:cs="Segoe UI"/>
+          <w:color w:val="202020"/>
+          <w:sz w:val="21"/>
+          <w:szCs w:val="21"/>
+          <w:lang w:val="en-US" w:eastAsia="ru-RU"/>
         </w:rPr>
         <w:lastRenderedPageBreak/>
         <w:t>remote: Resolving deltas: 100% (1/1), completed with 1 local object.</w:t>
@@ -1832,16 +2112,16 @@
           <w:color w:val="202020"/>
           <w:sz w:val="21"/>
           <w:szCs w:val="21"/>
-          <w:lang w:eastAsia="ru-RU"/>
-        </w:rPr>
-      </w:pPr>
-      <w:r>
-        <w:rPr>
-          <w:rFonts w:ascii="Segoe UI" w:eastAsia="Times New Roman" w:hAnsi="Segoe UI" w:cs="Segoe UI"/>
-          <w:color w:val="202020"/>
-          <w:sz w:val="21"/>
-          <w:szCs w:val="21"/>
-          <w:lang w:eastAsia="ru-RU"/>
+          <w:lang w:val="en-US" w:eastAsia="ru-RU"/>
+        </w:rPr>
+      </w:pPr>
+      <w:r>
+        <w:rPr>
+          <w:rFonts w:ascii="Segoe UI" w:eastAsia="Times New Roman" w:hAnsi="Segoe UI" w:cs="Segoe UI"/>
+          <w:color w:val="202020"/>
+          <w:sz w:val="21"/>
+          <w:szCs w:val="21"/>
+          <w:lang w:val="en-US" w:eastAsia="ru-RU"/>
         </w:rPr>
         <w:t>To https://github.com/skywhytempo/os_lab_2025</w:t>
       </w:r>
@@ -1854,16 +2134,16 @@
           <w:color w:val="202020"/>
           <w:sz w:val="21"/>
           <w:szCs w:val="21"/>
-          <w:lang w:eastAsia="ru-RU"/>
-        </w:rPr>
-      </w:pPr>
-      <w:r>
-        <w:rPr>
-          <w:rFonts w:ascii="Segoe UI" w:eastAsia="Times New Roman" w:hAnsi="Segoe UI" w:cs="Segoe UI"/>
-          <w:color w:val="202020"/>
-          <w:sz w:val="21"/>
-          <w:szCs w:val="21"/>
-          <w:lang w:eastAsia="ru-RU"/>
+          <w:lang w:val="en-US" w:eastAsia="ru-RU"/>
+        </w:rPr>
+      </w:pPr>
+      <w:r>
+        <w:rPr>
+          <w:rFonts w:ascii="Segoe UI" w:eastAsia="Times New Roman" w:hAnsi="Segoe UI" w:cs="Segoe UI"/>
+          <w:color w:val="202020"/>
+          <w:sz w:val="21"/>
+          <w:szCs w:val="21"/>
+          <w:lang w:val="en-US" w:eastAsia="ru-RU"/>
         </w:rPr>
         <w:t xml:space="preserve">   7538aa0..0015498  master -&gt; master</w:t>
       </w:r>
@@ -1876,40 +2156,60 @@
           <w:color w:val="202020"/>
           <w:sz w:val="21"/>
           <w:szCs w:val="21"/>
-          <w:lang w:eastAsia="ru-RU"/>
-        </w:rPr>
-      </w:pPr>
-      <w:r>
-        <w:rPr>
-          <w:rFonts w:ascii="Segoe UI" w:eastAsia="Times New Roman" w:hAnsi="Segoe UI" w:cs="Segoe UI"/>
-          <w:color w:val="202020"/>
-          <w:sz w:val="21"/>
-          <w:szCs w:val="21"/>
-          <w:lang w:eastAsia="ru-RU"/>
-        </w:rPr>
-        <w:t>Лаба 1</w:t>
-      </w:r>
-    </w:p>
-    <w:p>
-      <w:pPr>
-        <w:spacing w:before="100" w:beforeAutospacing="1" w:after="100" w:afterAutospacing="1" w:line="240" w:lineRule="auto"/>
-        <w:rPr>
-          <w:rFonts w:ascii="Segoe UI" w:eastAsia="Times New Roman" w:hAnsi="Segoe UI" w:cs="Segoe UI"/>
-          <w:color w:val="202020"/>
-          <w:sz w:val="21"/>
-          <w:szCs w:val="21"/>
-          <w:lang w:eastAsia="ru-RU"/>
-        </w:rPr>
-      </w:pPr>
-      <w:r>
-        <w:rPr>
-          <w:rFonts w:ascii="Segoe UI" w:eastAsia="Times New Roman" w:hAnsi="Segoe UI" w:cs="Segoe UI"/>
-          <w:color w:val="202020"/>
-          <w:sz w:val="21"/>
-          <w:szCs w:val="21"/>
-          <w:lang w:eastAsia="ru-RU"/>
-        </w:rPr>
-        <w:t>Задание 1.</w:t>
+          <w:lang w:val="en-US" w:eastAsia="ru-RU"/>
+        </w:rPr>
+      </w:pPr>
+      <w:r>
+        <w:rPr>
+          <w:rFonts w:ascii="Segoe UI" w:eastAsia="Times New Roman" w:hAnsi="Segoe UI" w:cs="Segoe UI"/>
+          <w:color w:val="202020"/>
+          <w:sz w:val="21"/>
+          <w:szCs w:val="21"/>
+          <w:lang w:eastAsia="ru-RU"/>
+        </w:rPr>
+        <w:t>Лаба</w:t>
+      </w:r>
+      <w:r>
+        <w:rPr>
+          <w:rFonts w:ascii="Segoe UI" w:eastAsia="Times New Roman" w:hAnsi="Segoe UI" w:cs="Segoe UI"/>
+          <w:color w:val="202020"/>
+          <w:sz w:val="21"/>
+          <w:szCs w:val="21"/>
+          <w:lang w:val="en-US" w:eastAsia="ru-RU"/>
+        </w:rPr>
+        <w:t xml:space="preserve"> 1</w:t>
+      </w:r>
+    </w:p>
+    <w:p>
+      <w:pPr>
+        <w:spacing w:before="100" w:beforeAutospacing="1" w:after="100" w:afterAutospacing="1" w:line="240" w:lineRule="auto"/>
+        <w:rPr>
+          <w:rFonts w:ascii="Segoe UI" w:eastAsia="Times New Roman" w:hAnsi="Segoe UI" w:cs="Segoe UI"/>
+          <w:color w:val="202020"/>
+          <w:sz w:val="21"/>
+          <w:szCs w:val="21"/>
+          <w:lang w:val="en-US" w:eastAsia="ru-RU"/>
+        </w:rPr>
+      </w:pPr>
+      <w:r>
+        <w:rPr>
+          <w:rFonts w:ascii="Segoe UI" w:eastAsia="Times New Roman" w:hAnsi="Segoe UI" w:cs="Segoe UI"/>
+          <w:color w:val="202020"/>
+          <w:sz w:val="21"/>
+          <w:szCs w:val="21"/>
+          <w:lang w:eastAsia="ru-RU"/>
+        </w:rPr>
+        <w:t>Задание</w:t>
+      </w:r>
+      <w:r>
+        <w:rPr>
+          <w:rFonts w:ascii="Segoe UI" w:eastAsia="Times New Roman" w:hAnsi="Segoe UI" w:cs="Segoe UI"/>
+          <w:color w:val="202020"/>
+          <w:sz w:val="21"/>
+          <w:szCs w:val="21"/>
+          <w:lang w:val="en-US" w:eastAsia="ru-RU"/>
+        </w:rPr>
+        <w:t xml:space="preserve"> 1.</w:t>
       </w:r>
     </w:p>
     <w:p>
@@ -1955,7 +2255,7 @@
           <w:lang w:eastAsia="ru-RU"/>
         </w:rPr>
         <w:drawing>
-          <wp:inline distT="0" distB="0" distL="0" distR="0">
+          <wp:inline distT="0" distB="0" distL="0" distR="0" wp14:anchorId="59746320" wp14:editId="610BB4AA">
             <wp:extent cx="5306166" cy="2734057"/>
             <wp:effectExtent l="19050" t="0" r="8784" b="0"/>
             <wp:docPr id="2" name="Рисунок 1" descr="амперсанд.PNG"/>
@@ -2034,7 +2334,7 @@
           <w:lang w:eastAsia="ru-RU"/>
         </w:rPr>
         <w:drawing>
-          <wp:inline distT="0" distB="0" distL="0" distR="0">
+          <wp:inline distT="0" distB="0" distL="0" distR="0" wp14:anchorId="191EC922" wp14:editId="4D16DBFE">
             <wp:extent cx="4982271" cy="504896"/>
             <wp:effectExtent l="19050" t="0" r="8829" b="0"/>
             <wp:docPr id="3" name="Рисунок 2" descr="вывод.PNG"/>
@@ -2078,28 +2378,48 @@
           <w:color w:val="202020"/>
           <w:sz w:val="21"/>
           <w:szCs w:val="21"/>
-          <w:lang w:eastAsia="ru-RU"/>
-        </w:rPr>
-      </w:pPr>
-      <w:r>
-        <w:rPr>
-          <w:rFonts w:ascii="Segoe UI" w:eastAsia="Times New Roman" w:hAnsi="Segoe UI" w:cs="Segoe UI"/>
-          <w:color w:val="202020"/>
-          <w:sz w:val="21"/>
-          <w:szCs w:val="21"/>
-          <w:lang w:eastAsia="ru-RU"/>
-        </w:rPr>
-        <w:t xml:space="preserve">Очистка терминала: </w:t>
-      </w:r>
-      <w:r>
-        <w:rPr>
-          <w:rFonts w:ascii="Segoe UI" w:eastAsia="Times New Roman" w:hAnsi="Segoe UI" w:cs="Segoe UI"/>
-          <w:color w:val="202020"/>
-          <w:sz w:val="21"/>
-          <w:szCs w:val="21"/>
-          <w:lang w:eastAsia="ru-RU"/>
-        </w:rPr>
-        <w:t xml:space="preserve">@skywhytempo </w:t>
+          <w:lang w:val="en-US" w:eastAsia="ru-RU"/>
+        </w:rPr>
+      </w:pPr>
+      <w:r>
+        <w:rPr>
+          <w:rFonts w:ascii="Segoe UI" w:eastAsia="Times New Roman" w:hAnsi="Segoe UI" w:cs="Segoe UI"/>
+          <w:color w:val="202020"/>
+          <w:sz w:val="21"/>
+          <w:szCs w:val="21"/>
+          <w:lang w:eastAsia="ru-RU"/>
+        </w:rPr>
+        <w:t>Очистка</w:t>
+      </w:r>
+      <w:r>
+        <w:rPr>
+          <w:rFonts w:ascii="Segoe UI" w:eastAsia="Times New Roman" w:hAnsi="Segoe UI" w:cs="Segoe UI"/>
+          <w:color w:val="202020"/>
+          <w:sz w:val="21"/>
+          <w:szCs w:val="21"/>
+          <w:lang w:val="en-US" w:eastAsia="ru-RU"/>
+        </w:rPr>
+        <w:t xml:space="preserve"> </w:t>
+      </w:r>
+      <w:r>
+        <w:rPr>
+          <w:rFonts w:ascii="Segoe UI" w:eastAsia="Times New Roman" w:hAnsi="Segoe UI" w:cs="Segoe UI"/>
+          <w:color w:val="202020"/>
+          <w:sz w:val="21"/>
+          <w:szCs w:val="21"/>
+          <w:lang w:eastAsia="ru-RU"/>
+        </w:rPr>
+        <w:t>терминала</w:t>
+      </w:r>
+      <w:r>
+        <w:rPr>
+          <w:rFonts w:ascii="Segoe UI" w:eastAsia="Times New Roman" w:hAnsi="Segoe UI" w:cs="Segoe UI"/>
+          <w:color w:val="202020"/>
+          <w:sz w:val="21"/>
+          <w:szCs w:val="21"/>
+          <w:lang w:val="en-US" w:eastAsia="ru-RU"/>
+        </w:rPr>
+        <w:t xml:space="preserve">: @skywhytempo </w:t>
       </w:r>
       <w:r>
         <w:rPr>
@@ -2107,7 +2427,7 @@
           <w:color w:val="202020"/>
           <w:sz w:val="21"/>
           <w:szCs w:val="21"/>
-          <w:lang w:eastAsia="ru-RU"/>
+          <w:lang w:val="en-US" w:eastAsia="ru-RU"/>
         </w:rPr>
         <w:t>➜</w:t>
       </w:r>
@@ -2117,7 +2437,7 @@
           <w:color w:val="202020"/>
           <w:sz w:val="21"/>
           <w:szCs w:val="21"/>
-          <w:lang w:eastAsia="ru-RU"/>
+          <w:lang w:val="en-US" w:eastAsia="ru-RU"/>
         </w:rPr>
         <w:t xml:space="preserve"> /workspaces/os_lab_2025/lab1 (master) $ clear</w:t>
       </w:r>
@@ -2165,7 +2485,7 @@
           <w:lang w:eastAsia="ru-RU"/>
         </w:rPr>
         <w:drawing>
-          <wp:inline distT="0" distB="0" distL="0" distR="0">
+          <wp:inline distT="0" distB="0" distL="0" distR="0" wp14:anchorId="0102736C" wp14:editId="5612A909">
             <wp:extent cx="5124450" cy="409575"/>
             <wp:effectExtent l="19050" t="0" r="0" b="0"/>
             <wp:docPr id="4" name="Рисунок 4"/>
@@ -2219,7 +2539,7 @@
           <w:color w:val="202020"/>
           <w:sz w:val="21"/>
           <w:szCs w:val="21"/>
-          <w:lang w:val="en-US" w:eastAsia="ru-RU"/>
+          <w:lang w:eastAsia="ru-RU"/>
         </w:rPr>
       </w:pPr>
       <w:r>
@@ -2262,7 +2582,17 @@
           <w:szCs w:val="21"/>
           <w:lang w:val="en-US" w:eastAsia="ru-RU"/>
         </w:rPr>
-        <w:t xml:space="preserve">cake </w:t>
+        <w:t>cake</w:t>
+      </w:r>
+      <w:r>
+        <w:rPr>
+          <w:rFonts w:ascii="Segoe UI" w:eastAsia="Times New Roman" w:hAnsi="Segoe UI" w:cs="Segoe UI"/>
+          <w:color w:val="202020"/>
+          <w:sz w:val="21"/>
+          <w:szCs w:val="21"/>
+          <w:lang w:eastAsia="ru-RU"/>
+        </w:rPr>
+        <w:t xml:space="preserve"> </w:t>
       </w:r>
       <w:r>
         <w:rPr>
@@ -2283,16 +2613,16 @@
           <w:color w:val="202020"/>
           <w:sz w:val="21"/>
           <w:szCs w:val="21"/>
-          <w:lang w:eastAsia="ru-RU"/>
-        </w:rPr>
-      </w:pPr>
-      <w:r>
-        <w:rPr>
-          <w:rFonts w:ascii="Segoe UI" w:eastAsia="Times New Roman" w:hAnsi="Segoe UI" w:cs="Segoe UI"/>
-          <w:color w:val="202020"/>
-          <w:sz w:val="21"/>
-          <w:szCs w:val="21"/>
-          <w:lang w:eastAsia="ru-RU"/>
+          <w:lang w:val="en-US" w:eastAsia="ru-RU"/>
+        </w:rPr>
+      </w:pPr>
+      <w:r>
+        <w:rPr>
+          <w:rFonts w:ascii="Segoe UI" w:eastAsia="Times New Roman" w:hAnsi="Segoe UI" w:cs="Segoe UI"/>
+          <w:color w:val="202020"/>
+          <w:sz w:val="21"/>
+          <w:szCs w:val="21"/>
+          <w:lang w:val="en-US" w:eastAsia="ru-RU"/>
         </w:rPr>
         <w:t xml:space="preserve">@skywhytempo </w:t>
       </w:r>
@@ -2302,7 +2632,7 @@
           <w:color w:val="202020"/>
           <w:sz w:val="21"/>
           <w:szCs w:val="21"/>
-          <w:lang w:eastAsia="ru-RU"/>
+          <w:lang w:val="en-US" w:eastAsia="ru-RU"/>
         </w:rPr>
         <w:t>➜</w:t>
       </w:r>
@@ -2312,7 +2642,7 @@
           <w:color w:val="202020"/>
           <w:sz w:val="21"/>
           <w:szCs w:val="21"/>
-          <w:lang w:eastAsia="ru-RU"/>
+          <w:lang w:val="en-US" w:eastAsia="ru-RU"/>
         </w:rPr>
         <w:t xml:space="preserve"> /workspaces/os_lab_2025/lab1 (master) $  grep "cake" ./src/cake_rhymes.txt | cat &gt; with_cake.txt</w:t>
       </w:r>
@@ -2325,29 +2655,89 @@
           <w:color w:val="202020"/>
           <w:sz w:val="21"/>
           <w:szCs w:val="21"/>
-          <w:lang w:eastAsia="ru-RU"/>
-        </w:rPr>
-      </w:pPr>
-      <w:r>
-        <w:rPr>
-          <w:rFonts w:ascii="Segoe UI" w:eastAsia="Times New Roman" w:hAnsi="Segoe UI" w:cs="Segoe UI"/>
-          <w:color w:val="202020"/>
-          <w:sz w:val="21"/>
-          <w:szCs w:val="21"/>
-          <w:lang w:eastAsia="ru-RU"/>
-        </w:rPr>
-        <w:t>Тихое удаление без ошибок</w:t>
-      </w:r>
-    </w:p>
-    <w:p>
-      <w:pPr>
-        <w:spacing w:before="100" w:beforeAutospacing="1" w:after="100" w:afterAutospacing="1" w:line="240" w:lineRule="auto"/>
-        <w:rPr>
-          <w:rFonts w:ascii="Segoe UI" w:eastAsia="Times New Roman" w:hAnsi="Segoe UI" w:cs="Segoe UI"/>
-          <w:color w:val="202020"/>
-          <w:sz w:val="21"/>
-          <w:szCs w:val="21"/>
-          <w:lang w:eastAsia="ru-RU"/>
+          <w:lang w:val="en-US" w:eastAsia="ru-RU"/>
+        </w:rPr>
+      </w:pPr>
+      <w:r>
+        <w:rPr>
+          <w:rFonts w:ascii="Segoe UI" w:eastAsia="Times New Roman" w:hAnsi="Segoe UI" w:cs="Segoe UI"/>
+          <w:color w:val="202020"/>
+          <w:sz w:val="21"/>
+          <w:szCs w:val="21"/>
+          <w:lang w:eastAsia="ru-RU"/>
+        </w:rPr>
+        <w:t>Тихое</w:t>
+      </w:r>
+      <w:r>
+        <w:rPr>
+          <w:rFonts w:ascii="Segoe UI" w:eastAsia="Times New Roman" w:hAnsi="Segoe UI" w:cs="Segoe UI"/>
+          <w:color w:val="202020"/>
+          <w:sz w:val="21"/>
+          <w:szCs w:val="21"/>
+          <w:lang w:val="en-US" w:eastAsia="ru-RU"/>
+        </w:rPr>
+        <w:t xml:space="preserve"> </w:t>
+      </w:r>
+      <w:r>
+        <w:rPr>
+          <w:rFonts w:ascii="Segoe UI" w:eastAsia="Times New Roman" w:hAnsi="Segoe UI" w:cs="Segoe UI"/>
+          <w:color w:val="202020"/>
+          <w:sz w:val="21"/>
+          <w:szCs w:val="21"/>
+          <w:lang w:eastAsia="ru-RU"/>
+        </w:rPr>
+        <w:t>удаление</w:t>
+      </w:r>
+      <w:r>
+        <w:rPr>
+          <w:rFonts w:ascii="Segoe UI" w:eastAsia="Times New Roman" w:hAnsi="Segoe UI" w:cs="Segoe UI"/>
+          <w:color w:val="202020"/>
+          <w:sz w:val="21"/>
+          <w:szCs w:val="21"/>
+          <w:lang w:val="en-US" w:eastAsia="ru-RU"/>
+        </w:rPr>
+        <w:t xml:space="preserve"> </w:t>
+      </w:r>
+      <w:r>
+        <w:rPr>
+          <w:rFonts w:ascii="Segoe UI" w:eastAsia="Times New Roman" w:hAnsi="Segoe UI" w:cs="Segoe UI"/>
+          <w:color w:val="202020"/>
+          <w:sz w:val="21"/>
+          <w:szCs w:val="21"/>
+          <w:lang w:eastAsia="ru-RU"/>
+        </w:rPr>
+        <w:t>без</w:t>
+      </w:r>
+      <w:r>
+        <w:rPr>
+          <w:rFonts w:ascii="Segoe UI" w:eastAsia="Times New Roman" w:hAnsi="Segoe UI" w:cs="Segoe UI"/>
+          <w:color w:val="202020"/>
+          <w:sz w:val="21"/>
+          <w:szCs w:val="21"/>
+          <w:lang w:val="en-US" w:eastAsia="ru-RU"/>
+        </w:rPr>
+        <w:t xml:space="preserve"> </w:t>
+      </w:r>
+      <w:r>
+        <w:rPr>
+          <w:rFonts w:ascii="Segoe UI" w:eastAsia="Times New Roman" w:hAnsi="Segoe UI" w:cs="Segoe UI"/>
+          <w:color w:val="202020"/>
+          <w:sz w:val="21"/>
+          <w:szCs w:val="21"/>
+          <w:lang w:eastAsia="ru-RU"/>
+        </w:rPr>
+        <w:t>ошибок</w:t>
+      </w:r>
+    </w:p>
+    <w:p>
+      <w:pPr>
+        <w:spacing w:before="100" w:beforeAutospacing="1" w:after="100" w:afterAutospacing="1" w:line="240" w:lineRule="auto"/>
+        <w:rPr>
+          <w:rFonts w:ascii="Segoe UI" w:eastAsia="Times New Roman" w:hAnsi="Segoe UI" w:cs="Segoe UI"/>
+          <w:color w:val="202020"/>
+          <w:sz w:val="21"/>
+          <w:szCs w:val="21"/>
+          <w:lang w:val="en-US" w:eastAsia="ru-RU"/>
         </w:rPr>
       </w:pPr>
       <w:r>
@@ -2447,7 +2837,7 @@
           <w:lang w:eastAsia="ru-RU"/>
         </w:rPr>
         <w:drawing>
-          <wp:inline distT="0" distB="0" distL="0" distR="0">
+          <wp:inline distT="0" distB="0" distL="0" distR="0" wp14:anchorId="24EB9DF5" wp14:editId="7E177D38">
             <wp:extent cx="5562600" cy="1447800"/>
             <wp:effectExtent l="19050" t="0" r="0" b="0"/>
             <wp:docPr id="7" name="Рисунок 7"/>
@@ -2546,7 +2936,7 @@
           <w:lang w:eastAsia="ru-RU"/>
         </w:rPr>
         <w:drawing>
-          <wp:inline distT="0" distB="0" distL="0" distR="0">
+          <wp:inline distT="0" distB="0" distL="0" distR="0" wp14:anchorId="662BB68B" wp14:editId="3606CD3C">
             <wp:extent cx="2828925" cy="1724025"/>
             <wp:effectExtent l="19050" t="0" r="9525" b="0"/>
             <wp:docPr id="10" name="Рисунок 10"/>
@@ -2635,7 +3025,7 @@
           <w:lang w:eastAsia="ru-RU"/>
         </w:rPr>
         <w:drawing>
-          <wp:inline distT="0" distB="0" distL="0" distR="0">
+          <wp:inline distT="0" distB="0" distL="0" distR="0" wp14:anchorId="3DFC4F5D" wp14:editId="137D7117">
             <wp:extent cx="5940425" cy="815259"/>
             <wp:effectExtent l="19050" t="0" r="3175" b="0"/>
             <wp:docPr id="13" name="Рисунок 13"/>
@@ -2714,18 +3104,669 @@
           <w:lang w:eastAsia="ru-RU"/>
         </w:rPr>
       </w:pPr>
-    </w:p>
-    <w:p>
-      <w:pPr>
-        <w:spacing w:before="100" w:beforeAutospacing="1" w:after="100" w:afterAutospacing="1" w:line="240" w:lineRule="auto"/>
-        <w:rPr>
-          <w:rFonts w:ascii="Segoe UI" w:eastAsia="Times New Roman" w:hAnsi="Segoe UI" w:cs="Segoe UI"/>
-          <w:color w:val="202020"/>
-          <w:sz w:val="21"/>
-          <w:szCs w:val="21"/>
-          <w:lang w:val="en-US" w:eastAsia="ru-RU"/>
-        </w:rPr>
-      </w:pPr>
+      <w:r>
+        <w:rPr>
+          <w:rFonts w:ascii="Segoe UI" w:eastAsia="Times New Roman" w:hAnsi="Segoe UI" w:cs="Segoe UI"/>
+          <w:color w:val="202020"/>
+          <w:sz w:val="21"/>
+          <w:szCs w:val="21"/>
+          <w:lang w:val="en-US" w:eastAsia="ru-RU"/>
+        </w:rPr>
+        <w:t xml:space="preserve">Bash </w:t>
+      </w:r>
+      <w:r>
+        <w:rPr>
+          <w:rFonts w:ascii="Segoe UI" w:eastAsia="Times New Roman" w:hAnsi="Segoe UI" w:cs="Segoe UI"/>
+          <w:color w:val="202020"/>
+          <w:sz w:val="21"/>
+          <w:szCs w:val="21"/>
+          <w:lang w:eastAsia="ru-RU"/>
+        </w:rPr>
+        <w:t>скрипт:</w:t>
+      </w:r>
+    </w:p>
+    <w:p>
+      <w:pPr>
+        <w:spacing w:before="100" w:beforeAutospacing="1" w:after="100" w:afterAutospacing="1" w:line="240" w:lineRule="auto"/>
+        <w:rPr>
+          <w:rFonts w:ascii="Segoe UI" w:eastAsia="Times New Roman" w:hAnsi="Segoe UI" w:cs="Segoe UI"/>
+          <w:color w:val="202020"/>
+          <w:sz w:val="21"/>
+          <w:szCs w:val="21"/>
+          <w:lang w:eastAsia="ru-RU"/>
+        </w:rPr>
+      </w:pPr>
+      <w:r>
+        <w:rPr>
+          <w:rFonts w:ascii="Segoe UI" w:eastAsia="Times New Roman" w:hAnsi="Segoe UI" w:cs="Segoe UI"/>
+          <w:color w:val="202020"/>
+          <w:sz w:val="21"/>
+          <w:szCs w:val="21"/>
+          <w:lang w:eastAsia="ru-RU"/>
+        </w:rPr>
+        <w:drawing>
+          <wp:inline distT="0" distB="0" distL="0" distR="0" wp14:anchorId="7D9CA8F5" wp14:editId="0E0149EA">
+            <wp:extent cx="3390900" cy="2476113"/>
+            <wp:effectExtent l="0" t="0" r="0" b="0"/>
+            <wp:docPr id="1" name="Рисунок 1"/>
+            <wp:cNvGraphicFramePr>
+              <a:graphicFrameLocks xmlns:a="http://schemas.openxmlformats.org/drawingml/2006/main" noChangeAspect="1"/>
+            </wp:cNvGraphicFramePr>
+            <a:graphic xmlns:a="http://schemas.openxmlformats.org/drawingml/2006/main">
+              <a:graphicData uri="http://schemas.openxmlformats.org/drawingml/2006/picture">
+                <pic:pic xmlns:pic="http://schemas.openxmlformats.org/drawingml/2006/picture">
+                  <pic:nvPicPr>
+                    <pic:cNvPr id="1" name=""/>
+                    <pic:cNvPicPr/>
+                  </pic:nvPicPr>
+                  <pic:blipFill>
+                    <a:blip r:embed="rId11"/>
+                    <a:stretch>
+                      <a:fillRect/>
+                    </a:stretch>
+                  </pic:blipFill>
+                  <pic:spPr>
+                    <a:xfrm>
+                      <a:off x="0" y="0"/>
+                      <a:ext cx="3401246" cy="2483668"/>
+                    </a:xfrm>
+                    <a:prstGeom prst="rect">
+                      <a:avLst/>
+                    </a:prstGeom>
+                  </pic:spPr>
+                </pic:pic>
+              </a:graphicData>
+            </a:graphic>
+          </wp:inline>
+        </w:drawing>
+      </w:r>
+    </w:p>
+    <w:p>
+      <w:pPr>
+        <w:spacing w:before="100" w:beforeAutospacing="1" w:after="100" w:afterAutospacing="1" w:line="240" w:lineRule="auto"/>
+        <w:rPr>
+          <w:rFonts w:ascii="Segoe UI" w:eastAsia="Times New Roman" w:hAnsi="Segoe UI" w:cs="Segoe UI"/>
+          <w:color w:val="202020"/>
+          <w:sz w:val="21"/>
+          <w:szCs w:val="21"/>
+          <w:lang w:val="en-US" w:eastAsia="ru-RU"/>
+        </w:rPr>
+      </w:pPr>
+      <w:r>
+        <w:rPr>
+          <w:rFonts w:ascii="Segoe UI" w:eastAsia="Times New Roman" w:hAnsi="Segoe UI" w:cs="Segoe UI"/>
+          <w:color w:val="202020"/>
+          <w:sz w:val="21"/>
+          <w:szCs w:val="21"/>
+          <w:lang w:eastAsia="ru-RU"/>
+        </w:rPr>
+        <w:lastRenderedPageBreak/>
+        <w:t xml:space="preserve">Команда для создания файла </w:t>
+      </w:r>
+      <w:r>
+        <w:rPr>
+          <w:rFonts w:ascii="Segoe UI" w:eastAsia="Times New Roman" w:hAnsi="Segoe UI" w:cs="Segoe UI"/>
+          <w:color w:val="202020"/>
+          <w:sz w:val="21"/>
+          <w:szCs w:val="21"/>
+          <w:lang w:val="en-US" w:eastAsia="ru-RU"/>
+        </w:rPr>
+        <w:t>numbers</w:t>
+      </w:r>
+      <w:r>
+        <w:rPr>
+          <w:rFonts w:ascii="Segoe UI" w:eastAsia="Times New Roman" w:hAnsi="Segoe UI" w:cs="Segoe UI"/>
+          <w:color w:val="202020"/>
+          <w:sz w:val="21"/>
+          <w:szCs w:val="21"/>
+          <w:lang w:eastAsia="ru-RU"/>
+        </w:rPr>
+        <w:t>.</w:t>
+      </w:r>
+      <w:r>
+        <w:rPr>
+          <w:rFonts w:ascii="Segoe UI" w:eastAsia="Times New Roman" w:hAnsi="Segoe UI" w:cs="Segoe UI"/>
+          <w:color w:val="202020"/>
+          <w:sz w:val="21"/>
+          <w:szCs w:val="21"/>
+          <w:lang w:val="en-US" w:eastAsia="ru-RU"/>
+        </w:rPr>
+        <w:t>txt</w:t>
+      </w:r>
+    </w:p>
+    <w:p>
+      <w:pPr>
+        <w:spacing w:before="100" w:beforeAutospacing="1" w:after="100" w:afterAutospacing="1" w:line="240" w:lineRule="auto"/>
+        <w:rPr>
+          <w:rFonts w:ascii="Segoe UI" w:eastAsia="Times New Roman" w:hAnsi="Segoe UI" w:cs="Segoe UI"/>
+          <w:color w:val="202020"/>
+          <w:sz w:val="21"/>
+          <w:szCs w:val="21"/>
+          <w:lang w:eastAsia="ru-RU"/>
+        </w:rPr>
+      </w:pPr>
+      <w:r>
+        <w:rPr>
+          <w:rFonts w:ascii="Segoe UI" w:eastAsia="Times New Roman" w:hAnsi="Segoe UI" w:cs="Segoe UI"/>
+          <w:color w:val="202020"/>
+          <w:sz w:val="21"/>
+          <w:szCs w:val="21"/>
+          <w:lang w:val="en-US" w:eastAsia="ru-RU"/>
+        </w:rPr>
+        <w:t>od -An -N150 -tu1 /dev/random &gt; numbers.txt</w:t>
+      </w:r>
+    </w:p>
+    <w:p>
+      <w:pPr>
+        <w:spacing w:before="100" w:beforeAutospacing="1" w:after="100" w:afterAutospacing="1" w:line="240" w:lineRule="auto"/>
+        <w:rPr>
+          <w:rFonts w:ascii="Segoe UI" w:eastAsia="Times New Roman" w:hAnsi="Segoe UI" w:cs="Segoe UI"/>
+          <w:color w:val="202020"/>
+          <w:sz w:val="21"/>
+          <w:szCs w:val="21"/>
+          <w:lang w:eastAsia="ru-RU"/>
+        </w:rPr>
+      </w:pPr>
+      <w:r>
+        <w:rPr>
+          <w:rFonts w:ascii="Segoe UI" w:eastAsia="Times New Roman" w:hAnsi="Segoe UI" w:cs="Segoe UI"/>
+          <w:color w:val="202020"/>
+          <w:sz w:val="21"/>
+          <w:szCs w:val="21"/>
+          <w:lang w:val="en-US" w:eastAsia="ru-RU"/>
+        </w:rPr>
+        <w:t>od</w:t>
+      </w:r>
+      <w:r>
+        <w:rPr>
+          <w:rFonts w:ascii="Segoe UI" w:eastAsia="Times New Roman" w:hAnsi="Segoe UI" w:cs="Segoe UI"/>
+          <w:color w:val="202020"/>
+          <w:sz w:val="21"/>
+          <w:szCs w:val="21"/>
+          <w:lang w:eastAsia="ru-RU"/>
+        </w:rPr>
+        <w:t xml:space="preserve"> – </w:t>
+      </w:r>
+      <w:r>
+        <w:rPr>
+          <w:rFonts w:ascii="Segoe UI" w:eastAsia="Times New Roman" w:hAnsi="Segoe UI" w:cs="Segoe UI"/>
+          <w:color w:val="202020"/>
+          <w:sz w:val="21"/>
+          <w:szCs w:val="21"/>
+          <w:lang w:eastAsia="ru-RU"/>
+        </w:rPr>
+        <w:t>чтение файла и вывод его в числах</w:t>
+      </w:r>
+    </w:p>
+    <w:p>
+      <w:pPr>
+        <w:spacing w:before="100" w:beforeAutospacing="1" w:after="100" w:afterAutospacing="1" w:line="240" w:lineRule="auto"/>
+        <w:rPr>
+          <w:rFonts w:ascii="Segoe UI" w:eastAsia="Times New Roman" w:hAnsi="Segoe UI" w:cs="Segoe UI"/>
+          <w:color w:val="202020"/>
+          <w:sz w:val="21"/>
+          <w:szCs w:val="21"/>
+          <w:lang w:eastAsia="ru-RU"/>
+        </w:rPr>
+      </w:pPr>
+      <w:r>
+        <w:rPr>
+          <w:rFonts w:ascii="Segoe UI" w:eastAsia="Times New Roman" w:hAnsi="Segoe UI" w:cs="Segoe UI"/>
+          <w:color w:val="202020"/>
+          <w:sz w:val="21"/>
+          <w:szCs w:val="21"/>
+          <w:lang w:eastAsia="ru-RU"/>
+        </w:rPr>
+        <w:t>-</w:t>
+      </w:r>
+      <w:r>
+        <w:rPr>
+          <w:rFonts w:ascii="Segoe UI" w:eastAsia="Times New Roman" w:hAnsi="Segoe UI" w:cs="Segoe UI"/>
+          <w:color w:val="202020"/>
+          <w:sz w:val="21"/>
+          <w:szCs w:val="21"/>
+          <w:lang w:val="en-US" w:eastAsia="ru-RU"/>
+        </w:rPr>
+        <w:t>An</w:t>
+      </w:r>
+      <w:r>
+        <w:rPr>
+          <w:rFonts w:ascii="Segoe UI" w:eastAsia="Times New Roman" w:hAnsi="Segoe UI" w:cs="Segoe UI"/>
+          <w:color w:val="202020"/>
+          <w:sz w:val="21"/>
+          <w:szCs w:val="21"/>
+          <w:lang w:eastAsia="ru-RU"/>
+        </w:rPr>
+        <w:t xml:space="preserve"> –</w:t>
+      </w:r>
+      <w:r>
+        <w:rPr>
+          <w:rFonts w:ascii="Segoe UI" w:eastAsia="Times New Roman" w:hAnsi="Segoe UI" w:cs="Segoe UI"/>
+          <w:color w:val="202020"/>
+          <w:sz w:val="21"/>
+          <w:szCs w:val="21"/>
+          <w:lang w:eastAsia="ru-RU"/>
+        </w:rPr>
+        <w:t xml:space="preserve"> убирает колонку с адресами</w:t>
+      </w:r>
+    </w:p>
+    <w:p>
+      <w:pPr>
+        <w:spacing w:before="100" w:beforeAutospacing="1" w:after="100" w:afterAutospacing="1" w:line="240" w:lineRule="auto"/>
+        <w:rPr>
+          <w:rFonts w:ascii="Segoe UI" w:eastAsia="Times New Roman" w:hAnsi="Segoe UI" w:cs="Segoe UI"/>
+          <w:color w:val="202020"/>
+          <w:sz w:val="21"/>
+          <w:szCs w:val="21"/>
+          <w:lang w:eastAsia="ru-RU"/>
+        </w:rPr>
+      </w:pPr>
+      <w:r>
+        <w:rPr>
+          <w:rFonts w:ascii="Segoe UI" w:eastAsia="Times New Roman" w:hAnsi="Segoe UI" w:cs="Segoe UI"/>
+          <w:color w:val="202020"/>
+          <w:sz w:val="21"/>
+          <w:szCs w:val="21"/>
+          <w:lang w:eastAsia="ru-RU"/>
+        </w:rPr>
+        <w:t>-</w:t>
+      </w:r>
+      <w:r>
+        <w:rPr>
+          <w:rFonts w:ascii="Segoe UI" w:eastAsia="Times New Roman" w:hAnsi="Segoe UI" w:cs="Segoe UI"/>
+          <w:color w:val="202020"/>
+          <w:sz w:val="21"/>
+          <w:szCs w:val="21"/>
+          <w:lang w:val="en-US" w:eastAsia="ru-RU"/>
+        </w:rPr>
+        <w:t>N</w:t>
+      </w:r>
+      <w:r>
+        <w:rPr>
+          <w:rFonts w:ascii="Segoe UI" w:eastAsia="Times New Roman" w:hAnsi="Segoe UI" w:cs="Segoe UI"/>
+          <w:color w:val="202020"/>
+          <w:sz w:val="21"/>
+          <w:szCs w:val="21"/>
+          <w:lang w:eastAsia="ru-RU"/>
+        </w:rPr>
+        <w:t xml:space="preserve">150 – </w:t>
+      </w:r>
+      <w:r>
+        <w:rPr>
+          <w:rFonts w:ascii="Segoe UI" w:eastAsia="Times New Roman" w:hAnsi="Segoe UI" w:cs="Segoe UI"/>
+          <w:color w:val="202020"/>
+          <w:sz w:val="21"/>
+          <w:szCs w:val="21"/>
+          <w:lang w:eastAsia="ru-RU"/>
+        </w:rPr>
+        <w:t>прочитать ровно 150 байт</w:t>
+      </w:r>
+    </w:p>
+    <w:p>
+      <w:pPr>
+        <w:spacing w:before="100" w:beforeAutospacing="1" w:after="100" w:afterAutospacing="1" w:line="240" w:lineRule="auto"/>
+        <w:rPr>
+          <w:rFonts w:ascii="Segoe UI" w:eastAsia="Times New Roman" w:hAnsi="Segoe UI" w:cs="Segoe UI"/>
+          <w:color w:val="202020"/>
+          <w:sz w:val="21"/>
+          <w:szCs w:val="21"/>
+          <w:lang w:eastAsia="ru-RU"/>
+        </w:rPr>
+      </w:pPr>
+      <w:r>
+        <w:rPr>
+          <w:rFonts w:ascii="Segoe UI" w:eastAsia="Times New Roman" w:hAnsi="Segoe UI" w:cs="Segoe UI"/>
+          <w:color w:val="202020"/>
+          <w:sz w:val="21"/>
+          <w:szCs w:val="21"/>
+          <w:lang w:eastAsia="ru-RU"/>
+        </w:rPr>
+        <w:t>-</w:t>
+      </w:r>
+      <w:r>
+        <w:rPr>
+          <w:rFonts w:ascii="Segoe UI" w:eastAsia="Times New Roman" w:hAnsi="Segoe UI" w:cs="Segoe UI"/>
+          <w:color w:val="202020"/>
+          <w:sz w:val="21"/>
+          <w:szCs w:val="21"/>
+          <w:lang w:val="en-US" w:eastAsia="ru-RU"/>
+        </w:rPr>
+        <w:t>tu</w:t>
+      </w:r>
+      <w:r>
+        <w:rPr>
+          <w:rFonts w:ascii="Segoe UI" w:eastAsia="Times New Roman" w:hAnsi="Segoe UI" w:cs="Segoe UI"/>
+          <w:color w:val="202020"/>
+          <w:sz w:val="21"/>
+          <w:szCs w:val="21"/>
+          <w:lang w:eastAsia="ru-RU"/>
+        </w:rPr>
+        <w:t xml:space="preserve">1 – </w:t>
+      </w:r>
+      <w:r>
+        <w:rPr>
+          <w:rFonts w:ascii="Segoe UI" w:eastAsia="Times New Roman" w:hAnsi="Segoe UI" w:cs="Segoe UI"/>
+          <w:color w:val="202020"/>
+          <w:sz w:val="21"/>
+          <w:szCs w:val="21"/>
+          <w:lang w:eastAsia="ru-RU"/>
+        </w:rPr>
+        <w:t xml:space="preserve">формат вывода: </w:t>
+      </w:r>
+      <w:r>
+        <w:rPr>
+          <w:rFonts w:ascii="Segoe UI" w:eastAsia="Times New Roman" w:hAnsi="Segoe UI" w:cs="Segoe UI"/>
+          <w:color w:val="202020"/>
+          <w:sz w:val="21"/>
+          <w:szCs w:val="21"/>
+          <w:lang w:val="en-US" w:eastAsia="ru-RU"/>
+        </w:rPr>
+        <w:t>u</w:t>
+      </w:r>
+      <w:r>
+        <w:rPr>
+          <w:rFonts w:ascii="Segoe UI" w:eastAsia="Times New Roman" w:hAnsi="Segoe UI" w:cs="Segoe UI"/>
+          <w:color w:val="202020"/>
+          <w:sz w:val="21"/>
+          <w:szCs w:val="21"/>
+          <w:lang w:eastAsia="ru-RU"/>
+        </w:rPr>
+        <w:t xml:space="preserve"> </w:t>
+      </w:r>
+      <w:r>
+        <w:rPr>
+          <w:rFonts w:ascii="Segoe UI" w:eastAsia="Times New Roman" w:hAnsi="Segoe UI" w:cs="Segoe UI"/>
+          <w:color w:val="202020"/>
+          <w:sz w:val="21"/>
+          <w:szCs w:val="21"/>
+          <w:lang w:eastAsia="ru-RU"/>
+        </w:rPr>
+        <w:t>–</w:t>
+      </w:r>
+      <w:r>
+        <w:rPr>
+          <w:rFonts w:ascii="Segoe UI" w:eastAsia="Times New Roman" w:hAnsi="Segoe UI" w:cs="Segoe UI"/>
+          <w:color w:val="202020"/>
+          <w:sz w:val="21"/>
+          <w:szCs w:val="21"/>
+          <w:lang w:eastAsia="ru-RU"/>
+        </w:rPr>
+        <w:t xml:space="preserve"> </w:t>
+      </w:r>
+      <w:r>
+        <w:rPr>
+          <w:rFonts w:ascii="Segoe UI" w:eastAsia="Times New Roman" w:hAnsi="Segoe UI" w:cs="Segoe UI"/>
+          <w:color w:val="202020"/>
+          <w:sz w:val="21"/>
+          <w:szCs w:val="21"/>
+          <w:lang w:val="en-US" w:eastAsia="ru-RU"/>
+        </w:rPr>
+        <w:t>unsigned</w:t>
+      </w:r>
+      <w:r>
+        <w:rPr>
+          <w:rFonts w:ascii="Segoe UI" w:eastAsia="Times New Roman" w:hAnsi="Segoe UI" w:cs="Segoe UI"/>
+          <w:color w:val="202020"/>
+          <w:sz w:val="21"/>
+          <w:szCs w:val="21"/>
+          <w:lang w:eastAsia="ru-RU"/>
+        </w:rPr>
+        <w:t xml:space="preserve">, 1 </w:t>
+      </w:r>
+      <w:r>
+        <w:rPr>
+          <w:rFonts w:ascii="Segoe UI" w:eastAsia="Times New Roman" w:hAnsi="Segoe UI" w:cs="Segoe UI"/>
+          <w:color w:val="202020"/>
+          <w:sz w:val="21"/>
+          <w:szCs w:val="21"/>
+          <w:lang w:eastAsia="ru-RU"/>
+        </w:rPr>
+        <w:t>–</w:t>
+      </w:r>
+      <w:r>
+        <w:rPr>
+          <w:rFonts w:ascii="Segoe UI" w:eastAsia="Times New Roman" w:hAnsi="Segoe UI" w:cs="Segoe UI"/>
+          <w:color w:val="202020"/>
+          <w:sz w:val="21"/>
+          <w:szCs w:val="21"/>
+          <w:lang w:eastAsia="ru-RU"/>
+        </w:rPr>
+        <w:t xml:space="preserve"> </w:t>
+      </w:r>
+      <w:r>
+        <w:rPr>
+          <w:rFonts w:ascii="Segoe UI" w:eastAsia="Times New Roman" w:hAnsi="Segoe UI" w:cs="Segoe UI"/>
+          <w:color w:val="202020"/>
+          <w:sz w:val="21"/>
+          <w:szCs w:val="21"/>
+          <w:lang w:eastAsia="ru-RU"/>
+        </w:rPr>
+        <w:t>по 1 байту на число</w:t>
+      </w:r>
+    </w:p>
+    <w:p>
+      <w:pPr>
+        <w:spacing w:before="100" w:beforeAutospacing="1" w:after="100" w:afterAutospacing="1" w:line="240" w:lineRule="auto"/>
+        <w:rPr>
+          <w:rFonts w:ascii="Segoe UI" w:eastAsia="Times New Roman" w:hAnsi="Segoe UI" w:cs="Segoe UI"/>
+          <w:color w:val="202020"/>
+          <w:sz w:val="21"/>
+          <w:szCs w:val="21"/>
+          <w:lang w:eastAsia="ru-RU"/>
+        </w:rPr>
+      </w:pPr>
+      <w:r>
+        <w:rPr>
+          <w:rFonts w:ascii="Segoe UI" w:eastAsia="Times New Roman" w:hAnsi="Segoe UI" w:cs="Segoe UI"/>
+          <w:color w:val="202020"/>
+          <w:sz w:val="21"/>
+          <w:szCs w:val="21"/>
+          <w:lang w:eastAsia="ru-RU"/>
+        </w:rPr>
+        <w:t xml:space="preserve">&gt; </w:t>
+      </w:r>
+      <w:r>
+        <w:rPr>
+          <w:rFonts w:ascii="Segoe UI" w:eastAsia="Times New Roman" w:hAnsi="Segoe UI" w:cs="Segoe UI"/>
+          <w:color w:val="202020"/>
+          <w:sz w:val="21"/>
+          <w:szCs w:val="21"/>
+          <w:lang w:val="en-US" w:eastAsia="ru-RU"/>
+        </w:rPr>
+        <w:t>numbers</w:t>
+      </w:r>
+      <w:r>
+        <w:rPr>
+          <w:rFonts w:ascii="Segoe UI" w:eastAsia="Times New Roman" w:hAnsi="Segoe UI" w:cs="Segoe UI"/>
+          <w:color w:val="202020"/>
+          <w:sz w:val="21"/>
+          <w:szCs w:val="21"/>
+          <w:lang w:eastAsia="ru-RU"/>
+        </w:rPr>
+        <w:t>.</w:t>
+      </w:r>
+      <w:r>
+        <w:rPr>
+          <w:rFonts w:ascii="Segoe UI" w:eastAsia="Times New Roman" w:hAnsi="Segoe UI" w:cs="Segoe UI"/>
+          <w:color w:val="202020"/>
+          <w:sz w:val="21"/>
+          <w:szCs w:val="21"/>
+          <w:lang w:val="en-US" w:eastAsia="ru-RU"/>
+        </w:rPr>
+        <w:t>txt</w:t>
+      </w:r>
+      <w:r>
+        <w:rPr>
+          <w:rFonts w:ascii="Segoe UI" w:eastAsia="Times New Roman" w:hAnsi="Segoe UI" w:cs="Segoe UI"/>
+          <w:color w:val="202020"/>
+          <w:sz w:val="21"/>
+          <w:szCs w:val="21"/>
+          <w:lang w:eastAsia="ru-RU"/>
+        </w:rPr>
+        <w:t xml:space="preserve"> – </w:t>
+      </w:r>
+      <w:r>
+        <w:rPr>
+          <w:rFonts w:ascii="Segoe UI" w:eastAsia="Times New Roman" w:hAnsi="Segoe UI" w:cs="Segoe UI"/>
+          <w:color w:val="202020"/>
+          <w:sz w:val="21"/>
+          <w:szCs w:val="21"/>
+          <w:lang w:eastAsia="ru-RU"/>
+        </w:rPr>
+        <w:t xml:space="preserve">перенаправление потока вывода в файл </w:t>
+      </w:r>
+      <w:r>
+        <w:rPr>
+          <w:rFonts w:ascii="Segoe UI" w:eastAsia="Times New Roman" w:hAnsi="Segoe UI" w:cs="Segoe UI"/>
+          <w:color w:val="202020"/>
+          <w:sz w:val="21"/>
+          <w:szCs w:val="21"/>
+          <w:lang w:val="en-US" w:eastAsia="ru-RU"/>
+        </w:rPr>
+        <w:t>numbers</w:t>
+      </w:r>
+      <w:r>
+        <w:rPr>
+          <w:rFonts w:ascii="Segoe UI" w:eastAsia="Times New Roman" w:hAnsi="Segoe UI" w:cs="Segoe UI"/>
+          <w:color w:val="202020"/>
+          <w:sz w:val="21"/>
+          <w:szCs w:val="21"/>
+          <w:lang w:eastAsia="ru-RU"/>
+        </w:rPr>
+        <w:t>.</w:t>
+      </w:r>
+      <w:r>
+        <w:rPr>
+          <w:rFonts w:ascii="Segoe UI" w:eastAsia="Times New Roman" w:hAnsi="Segoe UI" w:cs="Segoe UI"/>
+          <w:color w:val="202020"/>
+          <w:sz w:val="21"/>
+          <w:szCs w:val="21"/>
+          <w:lang w:val="en-US" w:eastAsia="ru-RU"/>
+        </w:rPr>
+        <w:t>txt</w:t>
+      </w:r>
+    </w:p>
+    <w:p>
+      <w:pPr>
+        <w:spacing w:before="100" w:beforeAutospacing="1" w:after="100" w:afterAutospacing="1" w:line="240" w:lineRule="auto"/>
+        <w:rPr>
+          <w:rFonts w:ascii="Segoe UI" w:eastAsia="Times New Roman" w:hAnsi="Segoe UI" w:cs="Segoe UI"/>
+          <w:color w:val="202020"/>
+          <w:sz w:val="21"/>
+          <w:szCs w:val="21"/>
+          <w:lang w:eastAsia="ru-RU"/>
+        </w:rPr>
+      </w:pPr>
+      <w:r>
+        <w:rPr>
+          <w:rFonts w:ascii="Segoe UI" w:eastAsia="Times New Roman" w:hAnsi="Segoe UI" w:cs="Segoe UI"/>
+          <w:color w:val="202020"/>
+          <w:sz w:val="21"/>
+          <w:szCs w:val="21"/>
+          <w:lang w:eastAsia="ru-RU"/>
+        </w:rPr>
+        <w:t xml:space="preserve">Выполнение файла: </w:t>
+      </w:r>
+    </w:p>
+    <w:p>
+      <w:pPr>
+        <w:spacing w:before="100" w:beforeAutospacing="1" w:after="100" w:afterAutospacing="1" w:line="240" w:lineRule="auto"/>
+        <w:rPr>
+          <w:rFonts w:ascii="Segoe UI" w:eastAsia="Times New Roman" w:hAnsi="Segoe UI" w:cs="Segoe UI"/>
+          <w:color w:val="202020"/>
+          <w:sz w:val="21"/>
+          <w:szCs w:val="21"/>
+          <w:lang w:val="en-US" w:eastAsia="ru-RU"/>
+        </w:rPr>
+      </w:pPr>
+      <w:r>
+        <w:rPr>
+          <w:rFonts w:ascii="Segoe UI" w:eastAsia="Times New Roman" w:hAnsi="Segoe UI" w:cs="Segoe UI"/>
+          <w:color w:val="202020"/>
+          <w:sz w:val="21"/>
+          <w:szCs w:val="21"/>
+          <w:lang w:val="en-US" w:eastAsia="ru-RU"/>
+        </w:rPr>
+        <w:t>./average.sh $(cat numbers.txt)</w:t>
+      </w:r>
+    </w:p>
+    <w:p>
+      <w:pPr>
+        <w:spacing w:before="100" w:beforeAutospacing="1" w:after="100" w:afterAutospacing="1" w:line="240" w:lineRule="auto"/>
+        <w:rPr>
+          <w:rFonts w:ascii="Segoe UI" w:eastAsia="Times New Roman" w:hAnsi="Segoe UI" w:cs="Segoe UI"/>
+          <w:color w:val="202020"/>
+          <w:sz w:val="21"/>
+          <w:szCs w:val="21"/>
+          <w:lang w:eastAsia="ru-RU"/>
+        </w:rPr>
+      </w:pPr>
+      <w:r>
+        <w:rPr>
+          <w:rFonts w:ascii="Segoe UI" w:eastAsia="Times New Roman" w:hAnsi="Segoe UI" w:cs="Segoe UI"/>
+          <w:color w:val="202020"/>
+          <w:sz w:val="21"/>
+          <w:szCs w:val="21"/>
+          <w:lang w:eastAsia="ru-RU"/>
+        </w:rPr>
+        <w:t>Вывод:</w:t>
+      </w:r>
+    </w:p>
+    <w:p>
+      <w:pPr>
+        <w:spacing w:before="100" w:beforeAutospacing="1" w:after="100" w:afterAutospacing="1" w:line="240" w:lineRule="auto"/>
+        <w:rPr>
+          <w:rFonts w:ascii="Segoe UI" w:eastAsia="Times New Roman" w:hAnsi="Segoe UI" w:cs="Segoe UI"/>
+          <w:color w:val="202020"/>
+          <w:sz w:val="21"/>
+          <w:szCs w:val="21"/>
+          <w:lang w:eastAsia="ru-RU"/>
+        </w:rPr>
+      </w:pPr>
+      <w:r>
+        <w:rPr>
+          <w:rFonts w:ascii="Segoe UI" w:eastAsia="Times New Roman" w:hAnsi="Segoe UI" w:cs="Segoe UI"/>
+          <w:color w:val="202020"/>
+          <w:sz w:val="21"/>
+          <w:szCs w:val="21"/>
+          <w:lang w:eastAsia="ru-RU"/>
+        </w:rPr>
+        <w:drawing>
+          <wp:inline distT="0" distB="0" distL="0" distR="0" wp14:anchorId="76670E78" wp14:editId="51953B04">
+            <wp:extent cx="5940425" cy="368935"/>
+            <wp:effectExtent l="0" t="0" r="0" b="0"/>
+            <wp:docPr id="5" name="Рисунок 5"/>
+            <wp:cNvGraphicFramePr>
+              <a:graphicFrameLocks xmlns:a="http://schemas.openxmlformats.org/drawingml/2006/main" noChangeAspect="1"/>
+            </wp:cNvGraphicFramePr>
+            <a:graphic xmlns:a="http://schemas.openxmlformats.org/drawingml/2006/main">
+              <a:graphicData uri="http://schemas.openxmlformats.org/drawingml/2006/picture">
+                <pic:pic xmlns:pic="http://schemas.openxmlformats.org/drawingml/2006/picture">
+                  <pic:nvPicPr>
+                    <pic:cNvPr id="1" name=""/>
+                    <pic:cNvPicPr/>
+                  </pic:nvPicPr>
+                  <pic:blipFill>
+                    <a:blip r:embed="rId12"/>
+                    <a:stretch>
+                      <a:fillRect/>
+                    </a:stretch>
+                  </pic:blipFill>
+                  <pic:spPr>
+                    <a:xfrm>
+                      <a:off x="0" y="0"/>
+                      <a:ext cx="5940425" cy="368935"/>
+                    </a:xfrm>
+                    <a:prstGeom prst="rect">
+                      <a:avLst/>
+                    </a:prstGeom>
+                  </pic:spPr>
+                </pic:pic>
+              </a:graphicData>
+            </a:graphic>
+          </wp:inline>
+        </w:drawing>
+      </w:r>
     </w:p>
     <w:sectPr>
       <w:pgSz w:w="11906" w:h="16838"/>
@@ -2738,8 +3779,8 @@
 </file>
 
 <file path=word/numbering.xml><?xml version="1.0" encoding="utf-8"?>
-<w:numbering xmlns:ve="http://schemas.openxmlformats.org/markup-compatibility/2006" xmlns:o="urn:schemas-microsoft-com:office:office" xmlns:r="http://schemas.openxmlformats.org/officeDocument/2006/relationships" xmlns:m="http://schemas.openxmlformats.org/officeDocument/2006/math" xmlns:v="urn:schemas-microsoft-com:vml" xmlns:wp="http://schemas.openxmlformats.org/drawingml/2006/wordprocessingDrawing" xmlns:w10="urn:schemas-microsoft-com:office:word" xmlns:w="http://schemas.openxmlformats.org/wordprocessingml/2006/main" xmlns:wne="http://schemas.microsoft.com/office/word/2006/wordml">
-  <w:abstractNum w:abstractNumId="0">
+<w:numbering xmlns:wpc="http://schemas.microsoft.com/office/word/2010/wordprocessingCanvas" xmlns:cx="http://schemas.microsoft.com/office/drawing/2014/chartex" xmlns:cx1="http://schemas.microsoft.com/office/drawing/2015/9/8/chartex" xmlns:cx2="http://schemas.microsoft.com/office/drawing/2015/10/21/chartex" xmlns:cx3="http://schemas.microsoft.com/office/drawing/2016/5/9/chartex" xmlns:cx4="http://schemas.microsoft.com/office/drawing/2016/5/10/chartex" xmlns:cx5="http://schemas.microsoft.com/office/drawing/2016/5/11/chartex" xmlns:cx6="http://schemas.microsoft.com/office/drawing/2016/5/12/chartex" xmlns:cx7="http://schemas.microsoft.com/office/drawing/2016/5/13/chartex" xmlns:cx8="http://schemas.microsoft.com/office/drawing/2016/5/14/chartex" xmlns:mc="http://schemas.openxmlformats.org/markup-compatibility/2006" xmlns:aink="http://schemas.microsoft.com/office/drawing/2016/ink" xmlns:am3d="http://schemas.microsoft.com/office/drawing/2017/model3d" xmlns:o="urn:schemas-microsoft-com:office:office" xmlns:oel="http://schemas.microsoft.com/office/2019/extlst" xmlns:r="http://schemas.openxmlformats.org/officeDocument/2006/relationships" xmlns:m="http://schemas.openxmlformats.org/officeDocument/2006/math" xmlns:v="urn:schemas-microsoft-com:vml" xmlns:wp14="http://schemas.microsoft.com/office/word/2010/wordprocessingDrawing" xmlns:wp="http://schemas.openxmlformats.org/drawingml/2006/wordprocessingDrawing" xmlns:w10="urn:schemas-microsoft-com:office:word" xmlns:w="http://schemas.openxmlformats.org/wordprocessingml/2006/main" xmlns:w14="http://schemas.microsoft.com/office/word/2010/wordml" xmlns:w15="http://schemas.microsoft.com/office/word/2012/wordml" xmlns:w16cex="http://schemas.microsoft.com/office/word/2018/wordml/cex" xmlns:w16cid="http://schemas.microsoft.com/office/word/2016/wordml/cid" xmlns:w16="http://schemas.microsoft.com/office/word/2018/wordml" xmlns:w16sdtdh="http://schemas.microsoft.com/office/word/2020/wordml/sdtdatahash" xmlns:w16se="http://schemas.microsoft.com/office/word/2015/wordml/symex" xmlns:wpg="http://schemas.microsoft.com/office/word/2010/wordprocessingGroup" xmlns:wpi="http://schemas.microsoft.com/office/word/2010/wordprocessingInk" xmlns:wne="http://schemas.microsoft.com/office/word/2006/wordml" xmlns:wps="http://schemas.microsoft.com/office/word/2010/wordprocessingShape" mc:Ignorable="w14 w15 w16se w16cid w16 w16cex w16sdtdh wp14">
+  <w:abstractNum w:abstractNumId="0" w15:restartNumberingAfterBreak="0">
     <w:nsid w:val="188B3113"/>
     <w:multiLevelType w:val="multilevel"/>
     <w:tmpl w:val="DD0840B8"/>
@@ -2888,7 +3929,7 @@
       </w:rPr>
     </w:lvl>
   </w:abstractNum>
-  <w:abstractNum w:abstractNumId="1">
+  <w:abstractNum w:abstractNumId="1" w15:restartNumberingAfterBreak="0">
     <w:nsid w:val="72CA7076"/>
     <w:multiLevelType w:val="multilevel"/>
     <w:tmpl w:val="49942BC4"/>
@@ -3037,17 +4078,17 @@
       </w:rPr>
     </w:lvl>
   </w:abstractNum>
-  <w:num w:numId="1">
+  <w:num w:numId="1" w16cid:durableId="2046903119">
     <w:abstractNumId w:val="1"/>
   </w:num>
-  <w:num w:numId="2">
+  <w:num w:numId="2" w16cid:durableId="757364293">
     <w:abstractNumId w:val="0"/>
   </w:num>
 </w:numbering>
 </file>
 
 <file path=word/styles.xml><?xml version="1.0" encoding="utf-8"?>
-<w:styles xmlns:r="http://schemas.openxmlformats.org/officeDocument/2006/relationships" xmlns:w="http://schemas.openxmlformats.org/wordprocessingml/2006/main">
+<w:styles xmlns:mc="http://schemas.openxmlformats.org/markup-compatibility/2006" xmlns:r="http://schemas.openxmlformats.org/officeDocument/2006/relationships" xmlns:w="http://schemas.openxmlformats.org/wordprocessingml/2006/main" xmlns:w14="http://schemas.microsoft.com/office/word/2010/wordml" xmlns:w15="http://schemas.microsoft.com/office/word/2012/wordml" xmlns:w16cex="http://schemas.microsoft.com/office/word/2018/wordml/cex" xmlns:w16cid="http://schemas.microsoft.com/office/word/2016/wordml/cid" xmlns:w16="http://schemas.microsoft.com/office/word/2018/wordml" xmlns:w16sdtdh="http://schemas.microsoft.com/office/word/2020/wordml/sdtdatahash" xmlns:w16se="http://schemas.microsoft.com/office/word/2015/wordml/symex" mc:Ignorable="w14 w15 w16se w16cid w16 w16cex w16sdtdh">
   <w:docDefaults>
     <w:rPrDefault>
       <w:rPr>
@@ -3063,144 +4104,383 @@
       </w:pPr>
     </w:pPrDefault>
   </w:docDefaults>
-  <w:latentStyles w:defLockedState="0" w:defUIPriority="99" w:defSemiHidden="1" w:defUnhideWhenUsed="1" w:defQFormat="0" w:count="267">
-    <w:lsdException w:name="Normal" w:semiHidden="0" w:uiPriority="0" w:unhideWhenUsed="0" w:qFormat="1"/>
-    <w:lsdException w:name="heading 1" w:semiHidden="0" w:uiPriority="9" w:unhideWhenUsed="0" w:qFormat="1"/>
-    <w:lsdException w:name="heading 2" w:uiPriority="9" w:qFormat="1"/>
-    <w:lsdException w:name="heading 3" w:uiPriority="9" w:qFormat="1"/>
-    <w:lsdException w:name="heading 4" w:uiPriority="9" w:qFormat="1"/>
-    <w:lsdException w:name="heading 5" w:uiPriority="9" w:qFormat="1"/>
-    <w:lsdException w:name="heading 6" w:uiPriority="9" w:qFormat="1"/>
-    <w:lsdException w:name="heading 7" w:uiPriority="9" w:qFormat="1"/>
-    <w:lsdException w:name="heading 8" w:uiPriority="9" w:qFormat="1"/>
-    <w:lsdException w:name="heading 9" w:uiPriority="9" w:qFormat="1"/>
-    <w:lsdException w:name="toc 1" w:uiPriority="39"/>
-    <w:lsdException w:name="toc 2" w:uiPriority="39"/>
-    <w:lsdException w:name="toc 3" w:uiPriority="39"/>
-    <w:lsdException w:name="toc 4" w:uiPriority="39"/>
-    <w:lsdException w:name="toc 5" w:uiPriority="39"/>
-    <w:lsdException w:name="toc 6" w:uiPriority="39"/>
-    <w:lsdException w:name="toc 7" w:uiPriority="39"/>
-    <w:lsdException w:name="toc 8" w:uiPriority="39"/>
-    <w:lsdException w:name="toc 9" w:uiPriority="39"/>
-    <w:lsdException w:name="caption" w:uiPriority="35" w:qFormat="1"/>
-    <w:lsdException w:name="Title" w:semiHidden="0" w:uiPriority="10" w:unhideWhenUsed="0" w:qFormat="1"/>
-    <w:lsdException w:name="Default Paragraph Font" w:uiPriority="1"/>
-    <w:lsdException w:name="Subtitle" w:semiHidden="0" w:uiPriority="11" w:unhideWhenUsed="0" w:qFormat="1"/>
-    <w:lsdException w:name="Strong" w:semiHidden="0" w:uiPriority="22" w:unhideWhenUsed="0" w:qFormat="1"/>
-    <w:lsdException w:name="Emphasis" w:semiHidden="0" w:uiPriority="20" w:unhideWhenUsed="0" w:qFormat="1"/>
-    <w:lsdException w:name="Table Grid" w:semiHidden="0" w:uiPriority="59" w:unhideWhenUsed="0"/>
-    <w:lsdException w:name="Placeholder Text" w:unhideWhenUsed="0"/>
-    <w:lsdException w:name="No Spacing" w:semiHidden="0" w:uiPriority="1" w:unhideWhenUsed="0" w:qFormat="1"/>
-    <w:lsdException w:name="Light Shading" w:semiHidden="0" w:uiPriority="60" w:unhideWhenUsed="0"/>
-    <w:lsdException w:name="Light List" w:semiHidden="0" w:uiPriority="61" w:unhideWhenUsed="0"/>
-    <w:lsdException w:name="Light Grid" w:semiHidden="0" w:uiPriority="62" w:unhideWhenUsed="0"/>
-    <w:lsdException w:name="Medium Shading 1" w:semiHidden="0" w:uiPriority="63" w:unhideWhenUsed="0"/>
-    <w:lsdException w:name="Medium Shading 2" w:semiHidden="0" w:uiPriority="64" w:unhideWhenUsed="0"/>
-    <w:lsdException w:name="Medium List 1" w:semiHidden="0" w:uiPriority="65" w:unhideWhenUsed="0"/>
-    <w:lsdException w:name="Medium List 2" w:semiHidden="0" w:uiPriority="66" w:unhideWhenUsed="0"/>
-    <w:lsdException w:name="Medium Grid 1" w:semiHidden="0" w:uiPriority="67" w:unhideWhenUsed="0"/>
-    <w:lsdException w:name="Medium Grid 2" w:semiHidden="0" w:uiPriority="68" w:unhideWhenUsed="0"/>
-    <w:lsdException w:name="Medium Grid 3" w:semiHidden="0" w:uiPriority="69" w:unhideWhenUsed="0"/>
-    <w:lsdException w:name="Dark List" w:semiHidden="0" w:uiPriority="70" w:unhideWhenUsed="0"/>
-    <w:lsdException w:name="Colorful Shading" w:semiHidden="0" w:uiPriority="71" w:unhideWhenUsed="0"/>
-    <w:lsdException w:name="Colorful List" w:semiHidden="0" w:uiPriority="72" w:unhideWhenUsed="0"/>
-    <w:lsdException w:name="Colorful Grid" w:semiHidden="0" w:uiPriority="73" w:unhideWhenUsed="0"/>
-    <w:lsdException w:name="Light Shading Accent 1" w:semiHidden="0" w:uiPriority="60" w:unhideWhenUsed="0"/>
-    <w:lsdException w:name="Light List Accent 1" w:semiHidden="0" w:uiPriority="61" w:unhideWhenUsed="0"/>
-    <w:lsdException w:name="Light Grid Accent 1" w:semiHidden="0" w:uiPriority="62" w:unhideWhenUsed="0"/>
-    <w:lsdException w:name="Medium Shading 1 Accent 1" w:semiHidden="0" w:uiPriority="63" w:unhideWhenUsed="0"/>
-    <w:lsdException w:name="Medium Shading 2 Accent 1" w:semiHidden="0" w:uiPriority="64" w:unhideWhenUsed="0"/>
-    <w:lsdException w:name="Medium List 1 Accent 1" w:semiHidden="0" w:uiPriority="65" w:unhideWhenUsed="0"/>
-    <w:lsdException w:name="Revision" w:unhideWhenUsed="0"/>
-    <w:lsdException w:name="List Paragraph" w:semiHidden="0" w:uiPriority="34" w:unhideWhenUsed="0" w:qFormat="1"/>
-    <w:lsdException w:name="Quote" w:semiHidden="0" w:uiPriority="29" w:unhideWhenUsed="0" w:qFormat="1"/>
-    <w:lsdException w:name="Intense Quote" w:semiHidden="0" w:uiPriority="30" w:unhideWhenUsed="0" w:qFormat="1"/>
-    <w:lsdException w:name="Medium List 2 Accent 1" w:semiHidden="0" w:uiPriority="66" w:unhideWhenUsed="0"/>
-    <w:lsdException w:name="Medium Grid 1 Accent 1" w:semiHidden="0" w:uiPriority="67" w:unhideWhenUsed="0"/>
-    <w:lsdException w:name="Medium Grid 2 Accent 1" w:semiHidden="0" w:uiPriority="68" w:unhideWhenUsed="0"/>
-    <w:lsdException w:name="Medium Grid 3 Accent 1" w:semiHidden="0" w:uiPriority="69" w:unhideWhenUsed="0"/>
-    <w:lsdException w:name="Dark List Accent 1" w:semiHidden="0" w:uiPriority="70" w:unhideWhenUsed="0"/>
-    <w:lsdException w:name="Colorful Shading Accent 1" w:semiHidden="0" w:uiPriority="71" w:unhideWhenUsed="0"/>
-    <w:lsdException w:name="Colorful List Accent 1" w:semiHidden="0" w:uiPriority="72" w:unhideWhenUsed="0"/>
-    <w:lsdException w:name="Colorful Grid Accent 1" w:semiHidden="0" w:uiPriority="73" w:unhideWhenUsed="0"/>
-    <w:lsdException w:name="Light Shading Accent 2" w:semiHidden="0" w:uiPriority="60" w:unhideWhenUsed="0"/>
-    <w:lsdException w:name="Light List Accent 2" w:semiHidden="0" w:uiPriority="61" w:unhideWhenUsed="0"/>
-    <w:lsdException w:name="Light Grid Accent 2" w:semiHidden="0" w:uiPriority="62" w:unhideWhenUsed="0"/>
-    <w:lsdException w:name="Medium Shading 1 Accent 2" w:semiHidden="0" w:uiPriority="63" w:unhideWhenUsed="0"/>
-    <w:lsdException w:name="Medium Shading 2 Accent 2" w:semiHidden="0" w:uiPriority="64" w:unhideWhenUsed="0"/>
-    <w:lsdException w:name="Medium List 1 Accent 2" w:semiHidden="0" w:uiPriority="65" w:unhideWhenUsed="0"/>
-    <w:lsdException w:name="Medium List 2 Accent 2" w:semiHidden="0" w:uiPriority="66" w:unhideWhenUsed="0"/>
-    <w:lsdException w:name="Medium Grid 1 Accent 2" w:semiHidden="0" w:uiPriority="67" w:unhideWhenUsed="0"/>
-    <w:lsdException w:name="Medium Grid 2 Accent 2" w:semiHidden="0" w:uiPriority="68" w:unhideWhenUsed="0"/>
-    <w:lsdException w:name="Medium Grid 3 Accent 2" w:semiHidden="0" w:uiPriority="69" w:unhideWhenUsed="0"/>
-    <w:lsdException w:name="Dark List Accent 2" w:semiHidden="0" w:uiPriority="70" w:unhideWhenUsed="0"/>
-    <w:lsdException w:name="Colorful Shading Accent 2" w:semiHidden="0" w:uiPriority="71" w:unhideWhenUsed="0"/>
-    <w:lsdException w:name="Colorful List Accent 2" w:semiHidden="0" w:uiPriority="72" w:unhideWhenUsed="0"/>
-    <w:lsdException w:name="Colorful Grid Accent 2" w:semiHidden="0" w:uiPriority="73" w:unhideWhenUsed="0"/>
-    <w:lsdException w:name="Light Shading Accent 3" w:semiHidden="0" w:uiPriority="60" w:unhideWhenUsed="0"/>
-    <w:lsdException w:name="Light List Accent 3" w:semiHidden="0" w:uiPriority="61" w:unhideWhenUsed="0"/>
-    <w:lsdException w:name="Light Grid Accent 3" w:semiHidden="0" w:uiPriority="62" w:unhideWhenUsed="0"/>
-    <w:lsdException w:name="Medium Shading 1 Accent 3" w:semiHidden="0" w:uiPriority="63" w:unhideWhenUsed="0"/>
-    <w:lsdException w:name="Medium Shading 2 Accent 3" w:semiHidden="0" w:uiPriority="64" w:unhideWhenUsed="0"/>
-    <w:lsdException w:name="Medium List 1 Accent 3" w:semiHidden="0" w:uiPriority="65" w:unhideWhenUsed="0"/>
-    <w:lsdException w:name="Medium List 2 Accent 3" w:semiHidden="0" w:uiPriority="66" w:unhideWhenUsed="0"/>
-    <w:lsdException w:name="Medium Grid 1 Accent 3" w:semiHidden="0" w:uiPriority="67" w:unhideWhenUsed="0"/>
-    <w:lsdException w:name="Medium Grid 2 Accent 3" w:semiHidden="0" w:uiPriority="68" w:unhideWhenUsed="0"/>
-    <w:lsdException w:name="Medium Grid 3 Accent 3" w:semiHidden="0" w:uiPriority="69" w:unhideWhenUsed="0"/>
-    <w:lsdException w:name="Dark List Accent 3" w:semiHidden="0" w:uiPriority="70" w:unhideWhenUsed="0"/>
-    <w:lsdException w:name="Colorful Shading Accent 3" w:semiHidden="0" w:uiPriority="71" w:unhideWhenUsed="0"/>
-    <w:lsdException w:name="Colorful List Accent 3" w:semiHidden="0" w:uiPriority="72" w:unhideWhenUsed="0"/>
-    <w:lsdException w:name="Colorful Grid Accent 3" w:semiHidden="0" w:uiPriority="73" w:unhideWhenUsed="0"/>
-    <w:lsdException w:name="Light Shading Accent 4" w:semiHidden="0" w:uiPriority="60" w:unhideWhenUsed="0"/>
-    <w:lsdException w:name="Light List Accent 4" w:semiHidden="0" w:uiPriority="61" w:unhideWhenUsed="0"/>
-    <w:lsdException w:name="Light Grid Accent 4" w:semiHidden="0" w:uiPriority="62" w:unhideWhenUsed="0"/>
-    <w:lsdException w:name="Medium Shading 1 Accent 4" w:semiHidden="0" w:uiPriority="63" w:unhideWhenUsed="0"/>
-    <w:lsdException w:name="Medium Shading 2 Accent 4" w:semiHidden="0" w:uiPriority="64" w:unhideWhenUsed="0"/>
-    <w:lsdException w:name="Medium List 1 Accent 4" w:semiHidden="0" w:uiPriority="65" w:unhideWhenUsed="0"/>
-    <w:lsdException w:name="Medium List 2 Accent 4" w:semiHidden="0" w:uiPriority="66" w:unhideWhenUsed="0"/>
-    <w:lsdException w:name="Medium Grid 1 Accent 4" w:semiHidden="0" w:uiPriority="67" w:unhideWhenUsed="0"/>
-    <w:lsdException w:name="Medium Grid 2 Accent 4" w:semiHidden="0" w:uiPriority="68" w:unhideWhenUsed="0"/>
-    <w:lsdException w:name="Medium Grid 3 Accent 4" w:semiHidden="0" w:uiPriority="69" w:unhideWhenUsed="0"/>
-    <w:lsdException w:name="Dark List Accent 4" w:semiHidden="0" w:uiPriority="70" w:unhideWhenUsed="0"/>
-    <w:lsdException w:name="Colorful Shading Accent 4" w:semiHidden="0" w:uiPriority="71" w:unhideWhenUsed="0"/>
-    <w:lsdException w:name="Colorful List Accent 4" w:semiHidden="0" w:uiPriority="72" w:unhideWhenUsed="0"/>
-    <w:lsdException w:name="Colorful Grid Accent 4" w:semiHidden="0" w:uiPriority="73" w:unhideWhenUsed="0"/>
-    <w:lsdException w:name="Light Shading Accent 5" w:semiHidden="0" w:uiPriority="60" w:unhideWhenUsed="0"/>
-    <w:lsdException w:name="Light List Accent 5" w:semiHidden="0" w:uiPriority="61" w:unhideWhenUsed="0"/>
-    <w:lsdException w:name="Light Grid Accent 5" w:semiHidden="0" w:uiPriority="62" w:unhideWhenUsed="0"/>
-    <w:lsdException w:name="Medium Shading 1 Accent 5" w:semiHidden="0" w:uiPriority="63" w:unhideWhenUsed="0"/>
-    <w:lsdException w:name="Medium Shading 2 Accent 5" w:semiHidden="0" w:uiPriority="64" w:unhideWhenUsed="0"/>
-    <w:lsdException w:name="Medium List 1 Accent 5" w:semiHidden="0" w:uiPriority="65" w:unhideWhenUsed="0"/>
-    <w:lsdException w:name="Medium List 2 Accent 5" w:semiHidden="0" w:uiPriority="66" w:unhideWhenUsed="0"/>
-    <w:lsdException w:name="Medium Grid 1 Accent 5" w:semiHidden="0" w:uiPriority="67" w:unhideWhenUsed="0"/>
-    <w:lsdException w:name="Medium Grid 2 Accent 5" w:semiHidden="0" w:uiPriority="68" w:unhideWhenUsed="0"/>
-    <w:lsdException w:name="Medium Grid 3 Accent 5" w:semiHidden="0" w:uiPriority="69" w:unhideWhenUsed="0"/>
-    <w:lsdException w:name="Dark List Accent 5" w:semiHidden="0" w:uiPriority="70" w:unhideWhenUsed="0"/>
-    <w:lsdException w:name="Colorful Shading Accent 5" w:semiHidden="0" w:uiPriority="71" w:unhideWhenUsed="0"/>
-    <w:lsdException w:name="Colorful List Accent 5" w:semiHidden="0" w:uiPriority="72" w:unhideWhenUsed="0"/>
-    <w:lsdException w:name="Colorful Grid Accent 5" w:semiHidden="0" w:uiPriority="73" w:unhideWhenUsed="0"/>
-    <w:lsdException w:name="Light Shading Accent 6" w:semiHidden="0" w:uiPriority="60" w:unhideWhenUsed="0"/>
-    <w:lsdException w:name="Light List Accent 6" w:semiHidden="0" w:uiPriority="61" w:unhideWhenUsed="0"/>
-    <w:lsdException w:name="Light Grid Accent 6" w:semiHidden="0" w:uiPriority="62" w:unhideWhenUsed="0"/>
-    <w:lsdException w:name="Medium Shading 1 Accent 6" w:semiHidden="0" w:uiPriority="63" w:unhideWhenUsed="0"/>
-    <w:lsdException w:name="Medium Shading 2 Accent 6" w:semiHidden="0" w:uiPriority="64" w:unhideWhenUsed="0"/>
-    <w:lsdException w:name="Medium List 1 Accent 6" w:semiHidden="0" w:uiPriority="65" w:unhideWhenUsed="0"/>
-    <w:lsdException w:name="Medium List 2 Accent 6" w:semiHidden="0" w:uiPriority="66" w:unhideWhenUsed="0"/>
-    <w:lsdException w:name="Medium Grid 1 Accent 6" w:semiHidden="0" w:uiPriority="67" w:unhideWhenUsed="0"/>
-    <w:lsdException w:name="Medium Grid 2 Accent 6" w:semiHidden="0" w:uiPriority="68" w:unhideWhenUsed="0"/>
-    <w:lsdException w:name="Medium Grid 3 Accent 6" w:semiHidden="0" w:uiPriority="69" w:unhideWhenUsed="0"/>
-    <w:lsdException w:name="Dark List Accent 6" w:semiHidden="0" w:uiPriority="70" w:unhideWhenUsed="0"/>
-    <w:lsdException w:name="Colorful Shading Accent 6" w:semiHidden="0" w:uiPriority="71" w:unhideWhenUsed="0"/>
-    <w:lsdException w:name="Colorful List Accent 6" w:semiHidden="0" w:uiPriority="72" w:unhideWhenUsed="0"/>
-    <w:lsdException w:name="Colorful Grid Accent 6" w:semiHidden="0" w:uiPriority="73" w:unhideWhenUsed="0"/>
-    <w:lsdException w:name="Subtle Emphasis" w:semiHidden="0" w:uiPriority="19" w:unhideWhenUsed="0" w:qFormat="1"/>
-    <w:lsdException w:name="Intense Emphasis" w:semiHidden="0" w:uiPriority="21" w:unhideWhenUsed="0" w:qFormat="1"/>
-    <w:lsdException w:name="Subtle Reference" w:semiHidden="0" w:uiPriority="31" w:unhideWhenUsed="0" w:qFormat="1"/>
-    <w:lsdException w:name="Intense Reference" w:semiHidden="0" w:uiPriority="32" w:unhideWhenUsed="0" w:qFormat="1"/>
-    <w:lsdException w:name="Book Title" w:semiHidden="0" w:uiPriority="33" w:unhideWhenUsed="0" w:qFormat="1"/>
-    <w:lsdException w:name="Bibliography" w:uiPriority="37"/>
-    <w:lsdException w:name="TOC Heading" w:uiPriority="39" w:qFormat="1"/>
+  <w:latentStyles w:defLockedState="0" w:defUIPriority="99" w:defSemiHidden="0" w:defUnhideWhenUsed="0" w:defQFormat="0" w:count="376">
+    <w:lsdException w:name="Normal" w:uiPriority="0" w:qFormat="1"/>
+    <w:lsdException w:name="heading 1" w:uiPriority="9" w:qFormat="1"/>
+    <w:lsdException w:name="heading 2" w:semiHidden="1" w:uiPriority="9" w:unhideWhenUsed="1" w:qFormat="1"/>
+    <w:lsdException w:name="heading 3" w:semiHidden="1" w:uiPriority="9" w:unhideWhenUsed="1" w:qFormat="1"/>
+    <w:lsdException w:name="heading 4" w:semiHidden="1" w:uiPriority="9" w:unhideWhenUsed="1" w:qFormat="1"/>
+    <w:lsdException w:name="heading 5" w:semiHidden="1" w:uiPriority="9" w:unhideWhenUsed="1" w:qFormat="1"/>
+    <w:lsdException w:name="heading 6" w:semiHidden="1" w:uiPriority="9" w:unhideWhenUsed="1" w:qFormat="1"/>
+    <w:lsdException w:name="heading 7" w:semiHidden="1" w:uiPriority="9" w:unhideWhenUsed="1" w:qFormat="1"/>
+    <w:lsdException w:name="heading 8" w:semiHidden="1" w:uiPriority="9" w:unhideWhenUsed="1" w:qFormat="1"/>
+    <w:lsdException w:name="heading 9" w:semiHidden="1" w:uiPriority="9" w:unhideWhenUsed="1" w:qFormat="1"/>
+    <w:lsdException w:name="index 1" w:semiHidden="1" w:unhideWhenUsed="1"/>
+    <w:lsdException w:name="index 2" w:semiHidden="1" w:unhideWhenUsed="1"/>
+    <w:lsdException w:name="index 3" w:semiHidden="1" w:unhideWhenUsed="1"/>
+    <w:lsdException w:name="index 4" w:semiHidden="1" w:unhideWhenUsed="1"/>
+    <w:lsdException w:name="index 5" w:semiHidden="1" w:unhideWhenUsed="1"/>
+    <w:lsdException w:name="index 6" w:semiHidden="1" w:unhideWhenUsed="1"/>
+    <w:lsdException w:name="index 7" w:semiHidden="1" w:unhideWhenUsed="1"/>
+    <w:lsdException w:name="index 8" w:semiHidden="1" w:unhideWhenUsed="1"/>
+    <w:lsdException w:name="index 9" w:semiHidden="1" w:unhideWhenUsed="1"/>
+    <w:lsdException w:name="toc 1" w:semiHidden="1" w:uiPriority="39" w:unhideWhenUsed="1"/>
+    <w:lsdException w:name="toc 2" w:semiHidden="1" w:uiPriority="39" w:unhideWhenUsed="1"/>
+    <w:lsdException w:name="toc 3" w:semiHidden="1" w:uiPriority="39" w:unhideWhenUsed="1"/>
+    <w:lsdException w:name="toc 4" w:semiHidden="1" w:uiPriority="39" w:unhideWhenUsed="1"/>
+    <w:lsdException w:name="toc 5" w:semiHidden="1" w:uiPriority="39" w:unhideWhenUsed="1"/>
+    <w:lsdException w:name="toc 6" w:semiHidden="1" w:uiPriority="39" w:unhideWhenUsed="1"/>
+    <w:lsdException w:name="toc 7" w:semiHidden="1" w:uiPriority="39" w:unhideWhenUsed="1"/>
+    <w:lsdException w:name="toc 8" w:semiHidden="1" w:uiPriority="39" w:unhideWhenUsed="1"/>
+    <w:lsdException w:name="toc 9" w:semiHidden="1" w:uiPriority="39" w:unhideWhenUsed="1"/>
+    <w:lsdException w:name="Normal Indent" w:semiHidden="1" w:unhideWhenUsed="1"/>
+    <w:lsdException w:name="footnote text" w:semiHidden="1" w:unhideWhenUsed="1"/>
+    <w:lsdException w:name="annotation text" w:semiHidden="1" w:unhideWhenUsed="1"/>
+    <w:lsdException w:name="header" w:semiHidden="1" w:unhideWhenUsed="1"/>
+    <w:lsdException w:name="footer" w:semiHidden="1" w:unhideWhenUsed="1"/>
+    <w:lsdException w:name="index heading" w:semiHidden="1" w:unhideWhenUsed="1"/>
+    <w:lsdException w:name="caption" w:semiHidden="1" w:uiPriority="35" w:unhideWhenUsed="1" w:qFormat="1"/>
+    <w:lsdException w:name="table of figures" w:semiHidden="1" w:unhideWhenUsed="1"/>
+    <w:lsdException w:name="envelope address" w:semiHidden="1" w:unhideWhenUsed="1"/>
+    <w:lsdException w:name="envelope return" w:semiHidden="1" w:unhideWhenUsed="1"/>
+    <w:lsdException w:name="footnote reference" w:semiHidden="1" w:unhideWhenUsed="1"/>
+    <w:lsdException w:name="annotation reference" w:semiHidden="1" w:unhideWhenUsed="1"/>
+    <w:lsdException w:name="line number" w:semiHidden="1" w:unhideWhenUsed="1"/>
+    <w:lsdException w:name="page number" w:semiHidden="1" w:unhideWhenUsed="1"/>
+    <w:lsdException w:name="endnote reference" w:semiHidden="1" w:unhideWhenUsed="1"/>
+    <w:lsdException w:name="endnote text" w:semiHidden="1" w:unhideWhenUsed="1"/>
+    <w:lsdException w:name="table of authorities" w:semiHidden="1" w:unhideWhenUsed="1"/>
+    <w:lsdException w:name="macro" w:semiHidden="1" w:unhideWhenUsed="1"/>
+    <w:lsdException w:name="toa heading" w:semiHidden="1" w:unhideWhenUsed="1"/>
+    <w:lsdException w:name="List" w:semiHidden="1" w:unhideWhenUsed="1"/>
+    <w:lsdException w:name="List Bullet" w:semiHidden="1" w:unhideWhenUsed="1"/>
+    <w:lsdException w:name="List Number" w:semiHidden="1" w:unhideWhenUsed="1"/>
+    <w:lsdException w:name="List 2" w:semiHidden="1" w:unhideWhenUsed="1"/>
+    <w:lsdException w:name="List 3" w:semiHidden="1" w:unhideWhenUsed="1"/>
+    <w:lsdException w:name="List 4" w:semiHidden="1" w:unhideWhenUsed="1"/>
+    <w:lsdException w:name="List 5" w:semiHidden="1" w:unhideWhenUsed="1"/>
+    <w:lsdException w:name="List Bullet 2" w:semiHidden="1" w:unhideWhenUsed="1"/>
+    <w:lsdException w:name="List Bullet 3" w:semiHidden="1" w:unhideWhenUsed="1"/>
+    <w:lsdException w:name="List Bullet 4" w:semiHidden="1" w:unhideWhenUsed="1"/>
+    <w:lsdException w:name="List Bullet 5" w:semiHidden="1" w:unhideWhenUsed="1"/>
+    <w:lsdException w:name="List Number 2" w:semiHidden="1" w:unhideWhenUsed="1"/>
+    <w:lsdException w:name="List Number 3" w:semiHidden="1" w:unhideWhenUsed="1"/>
+    <w:lsdException w:name="List Number 4" w:semiHidden="1" w:unhideWhenUsed="1"/>
+    <w:lsdException w:name="List Number 5" w:semiHidden="1" w:unhideWhenUsed="1"/>
+    <w:lsdException w:name="Title" w:uiPriority="10" w:qFormat="1"/>
+    <w:lsdException w:name="Closing" w:semiHidden="1" w:unhideWhenUsed="1"/>
+    <w:lsdException w:name="Signature" w:semiHidden="1" w:unhideWhenUsed="1"/>
+    <w:lsdException w:name="Default Paragraph Font" w:semiHidden="1" w:uiPriority="1" w:unhideWhenUsed="1"/>
+    <w:lsdException w:name="Body Text" w:semiHidden="1" w:unhideWhenUsed="1"/>
+    <w:lsdException w:name="Body Text Indent" w:semiHidden="1" w:unhideWhenUsed="1"/>
+    <w:lsdException w:name="List Continue" w:semiHidden="1" w:unhideWhenUsed="1"/>
+    <w:lsdException w:name="List Continue 2" w:semiHidden="1" w:unhideWhenUsed="1"/>
+    <w:lsdException w:name="List Continue 3" w:semiHidden="1" w:unhideWhenUsed="1"/>
+    <w:lsdException w:name="List Continue 4" w:semiHidden="1" w:unhideWhenUsed="1"/>
+    <w:lsdException w:name="List Continue 5" w:semiHidden="1" w:unhideWhenUsed="1"/>
+    <w:lsdException w:name="Message Header" w:semiHidden="1" w:unhideWhenUsed="1"/>
+    <w:lsdException w:name="Subtitle" w:uiPriority="11" w:qFormat="1"/>
+    <w:lsdException w:name="Salutation" w:semiHidden="1" w:unhideWhenUsed="1"/>
+    <w:lsdException w:name="Date" w:semiHidden="1" w:unhideWhenUsed="1"/>
+    <w:lsdException w:name="Body Text First Indent" w:semiHidden="1" w:unhideWhenUsed="1"/>
+    <w:lsdException w:name="Body Text First Indent 2" w:semiHidden="1" w:unhideWhenUsed="1"/>
+    <w:lsdException w:name="Note Heading" w:semiHidden="1" w:unhideWhenUsed="1"/>
+    <w:lsdException w:name="Body Text 2" w:semiHidden="1" w:unhideWhenUsed="1"/>
+    <w:lsdException w:name="Body Text 3" w:semiHidden="1" w:unhideWhenUsed="1"/>
+    <w:lsdException w:name="Body Text Indent 2" w:semiHidden="1" w:unhideWhenUsed="1"/>
+    <w:lsdException w:name="Body Text Indent 3" w:semiHidden="1" w:unhideWhenUsed="1"/>
+    <w:lsdException w:name="Block Text" w:semiHidden="1" w:unhideWhenUsed="1"/>
+    <w:lsdException w:name="Hyperlink" w:semiHidden="1" w:unhideWhenUsed="1"/>
+    <w:lsdException w:name="FollowedHyperlink" w:semiHidden="1" w:unhideWhenUsed="1"/>
+    <w:lsdException w:name="Strong" w:uiPriority="22" w:qFormat="1"/>
+    <w:lsdException w:name="Emphasis" w:uiPriority="20" w:qFormat="1"/>
+    <w:lsdException w:name="Document Map" w:semiHidden="1" w:unhideWhenUsed="1"/>
+    <w:lsdException w:name="Plain Text" w:semiHidden="1" w:unhideWhenUsed="1"/>
+    <w:lsdException w:name="E-mail Signature" w:semiHidden="1" w:unhideWhenUsed="1"/>
+    <w:lsdException w:name="HTML Top of Form" w:semiHidden="1" w:unhideWhenUsed="1"/>
+    <w:lsdException w:name="HTML Bottom of Form" w:semiHidden="1" w:unhideWhenUsed="1"/>
+    <w:lsdException w:name="Normal (Web)" w:semiHidden="1" w:unhideWhenUsed="1"/>
+    <w:lsdException w:name="HTML Acronym" w:semiHidden="1" w:unhideWhenUsed="1"/>
+    <w:lsdException w:name="HTML Address" w:semiHidden="1" w:unhideWhenUsed="1"/>
+    <w:lsdException w:name="HTML Cite" w:semiHidden="1" w:unhideWhenUsed="1"/>
+    <w:lsdException w:name="HTML Code" w:semiHidden="1" w:unhideWhenUsed="1"/>
+    <w:lsdException w:name="HTML Definition" w:semiHidden="1" w:unhideWhenUsed="1"/>
+    <w:lsdException w:name="HTML Keyboard" w:semiHidden="1" w:unhideWhenUsed="1"/>
+    <w:lsdException w:name="HTML Preformatted" w:semiHidden="1" w:unhideWhenUsed="1"/>
+    <w:lsdException w:name="HTML Sample" w:semiHidden="1" w:unhideWhenUsed="1"/>
+    <w:lsdException w:name="HTML Typewriter" w:semiHidden="1" w:unhideWhenUsed="1"/>
+    <w:lsdException w:name="HTML Variable" w:semiHidden="1" w:unhideWhenUsed="1"/>
+    <w:lsdException w:name="Normal Table" w:semiHidden="1" w:unhideWhenUsed="1"/>
+    <w:lsdException w:name="annotation subject" w:semiHidden="1" w:unhideWhenUsed="1"/>
+    <w:lsdException w:name="No List" w:semiHidden="1" w:unhideWhenUsed="1"/>
+    <w:lsdException w:name="Outline List 1" w:semiHidden="1" w:unhideWhenUsed="1"/>
+    <w:lsdException w:name="Outline List 2" w:semiHidden="1" w:unhideWhenUsed="1"/>
+    <w:lsdException w:name="Outline List 3" w:semiHidden="1" w:unhideWhenUsed="1"/>
+    <w:lsdException w:name="Table Simple 1" w:semiHidden="1" w:unhideWhenUsed="1"/>
+    <w:lsdException w:name="Table Simple 2" w:semiHidden="1" w:unhideWhenUsed="1"/>
+    <w:lsdException w:name="Table Simple 3" w:semiHidden="1" w:unhideWhenUsed="1"/>
+    <w:lsdException w:name="Table Classic 1" w:semiHidden="1" w:unhideWhenUsed="1"/>
+    <w:lsdException w:name="Table Classic 2" w:semiHidden="1" w:unhideWhenUsed="1"/>
+    <w:lsdException w:name="Table Classic 3" w:semiHidden="1" w:unhideWhenUsed="1"/>
+    <w:lsdException w:name="Table Classic 4" w:semiHidden="1" w:unhideWhenUsed="1"/>
+    <w:lsdException w:name="Table Colorful 1" w:semiHidden="1" w:unhideWhenUsed="1"/>
+    <w:lsdException w:name="Table Colorful 2" w:semiHidden="1" w:unhideWhenUsed="1"/>
+    <w:lsdException w:name="Table Colorful 3" w:semiHidden="1" w:unhideWhenUsed="1"/>
+    <w:lsdException w:name="Table Columns 1" w:semiHidden="1" w:unhideWhenUsed="1"/>
+    <w:lsdException w:name="Table Columns 2" w:semiHidden="1" w:unhideWhenUsed="1"/>
+    <w:lsdException w:name="Table Columns 3" w:semiHidden="1" w:unhideWhenUsed="1"/>
+    <w:lsdException w:name="Table Columns 4" w:semiHidden="1" w:unhideWhenUsed="1"/>
+    <w:lsdException w:name="Table Columns 5" w:semiHidden="1" w:unhideWhenUsed="1"/>
+    <w:lsdException w:name="Table Grid 1" w:semiHidden="1" w:unhideWhenUsed="1"/>
+    <w:lsdException w:name="Table Grid 2" w:semiHidden="1" w:unhideWhenUsed="1"/>
+    <w:lsdException w:name="Table Grid 3" w:semiHidden="1" w:unhideWhenUsed="1"/>
+    <w:lsdException w:name="Table Grid 4" w:semiHidden="1" w:unhideWhenUsed="1"/>
+    <w:lsdException w:name="Table Grid 5" w:semiHidden="1" w:unhideWhenUsed="1"/>
+    <w:lsdException w:name="Table Grid 6" w:semiHidden="1" w:unhideWhenUsed="1"/>
+    <w:lsdException w:name="Table Grid 7" w:semiHidden="1" w:unhideWhenUsed="1"/>
+    <w:lsdException w:name="Table Grid 8" w:semiHidden="1" w:unhideWhenUsed="1"/>
+    <w:lsdException w:name="Table List 1" w:semiHidden="1" w:unhideWhenUsed="1"/>
+    <w:lsdException w:name="Table List 2" w:semiHidden="1" w:unhideWhenUsed="1"/>
+    <w:lsdException w:name="Table List 3" w:semiHidden="1" w:unhideWhenUsed="1"/>
+    <w:lsdException w:name="Table List 4" w:semiHidden="1" w:unhideWhenUsed="1"/>
+    <w:lsdException w:name="Table List 5" w:semiHidden="1" w:unhideWhenUsed="1"/>
+    <w:lsdException w:name="Table List 6" w:semiHidden="1" w:unhideWhenUsed="1"/>
+    <w:lsdException w:name="Table List 7" w:semiHidden="1" w:unhideWhenUsed="1"/>
+    <w:lsdException w:name="Table List 8" w:semiHidden="1" w:unhideWhenUsed="1"/>
+    <w:lsdException w:name="Table 3D effects 1" w:semiHidden="1" w:unhideWhenUsed="1"/>
+    <w:lsdException w:name="Table 3D effects 2" w:semiHidden="1" w:unhideWhenUsed="1"/>
+    <w:lsdException w:name="Table 3D effects 3" w:semiHidden="1" w:unhideWhenUsed="1"/>
+    <w:lsdException w:name="Table Contemporary" w:semiHidden="1" w:unhideWhenUsed="1"/>
+    <w:lsdException w:name="Table Elegant" w:semiHidden="1" w:unhideWhenUsed="1"/>
+    <w:lsdException w:name="Table Professional" w:semiHidden="1" w:unhideWhenUsed="1"/>
+    <w:lsdException w:name="Table Subtle 1" w:semiHidden="1" w:unhideWhenUsed="1"/>
+    <w:lsdException w:name="Table Subtle 2" w:semiHidden="1" w:unhideWhenUsed="1"/>
+    <w:lsdException w:name="Table Web 1" w:semiHidden="1" w:unhideWhenUsed="1"/>
+    <w:lsdException w:name="Table Web 2" w:semiHidden="1" w:unhideWhenUsed="1"/>
+    <w:lsdException w:name="Table Web 3" w:semiHidden="1" w:unhideWhenUsed="1"/>
+    <w:lsdException w:name="Balloon Text" w:semiHidden="1" w:unhideWhenUsed="1"/>
+    <w:lsdException w:name="Table Grid" w:uiPriority="59"/>
+    <w:lsdException w:name="Table Theme" w:semiHidden="1" w:unhideWhenUsed="1"/>
+    <w:lsdException w:name="Placeholder Text" w:semiHidden="1"/>
+    <w:lsdException w:name="No Spacing" w:uiPriority="1" w:qFormat="1"/>
+    <w:lsdException w:name="Light Shading" w:uiPriority="60"/>
+    <w:lsdException w:name="Light List" w:uiPriority="61"/>
+    <w:lsdException w:name="Light Grid" w:uiPriority="62"/>
+    <w:lsdException w:name="Medium Shading 1" w:uiPriority="63"/>
+    <w:lsdException w:name="Medium Shading 2" w:uiPriority="64"/>
+    <w:lsdException w:name="Medium List 1" w:uiPriority="65"/>
+    <w:lsdException w:name="Medium List 2" w:uiPriority="66"/>
+    <w:lsdException w:name="Medium Grid 1" w:uiPriority="67"/>
+    <w:lsdException w:name="Medium Grid 2" w:uiPriority="68"/>
+    <w:lsdException w:name="Medium Grid 3" w:uiPriority="69"/>
+    <w:lsdException w:name="Dark List" w:uiPriority="70"/>
+    <w:lsdException w:name="Colorful Shading" w:uiPriority="71"/>
+    <w:lsdException w:name="Colorful List" w:uiPriority="72"/>
+    <w:lsdException w:name="Colorful Grid" w:uiPriority="73"/>
+    <w:lsdException w:name="Light Shading Accent 1" w:uiPriority="60"/>
+    <w:lsdException w:name="Light List Accent 1" w:uiPriority="61"/>
+    <w:lsdException w:name="Light Grid Accent 1" w:uiPriority="62"/>
+    <w:lsdException w:name="Medium Shading 1 Accent 1" w:uiPriority="63"/>
+    <w:lsdException w:name="Medium Shading 2 Accent 1" w:uiPriority="64"/>
+    <w:lsdException w:name="Medium List 1 Accent 1" w:uiPriority="65"/>
+    <w:lsdException w:name="Revision" w:semiHidden="1"/>
+    <w:lsdException w:name="List Paragraph" w:uiPriority="34" w:qFormat="1"/>
+    <w:lsdException w:name="Quote" w:uiPriority="29" w:qFormat="1"/>
+    <w:lsdException w:name="Intense Quote" w:uiPriority="30" w:qFormat="1"/>
+    <w:lsdException w:name="Medium List 2 Accent 1" w:uiPriority="66"/>
+    <w:lsdException w:name="Medium Grid 1 Accent 1" w:uiPriority="67"/>
+    <w:lsdException w:name="Medium Grid 2 Accent 1" w:uiPriority="68"/>
+    <w:lsdException w:name="Medium Grid 3 Accent 1" w:uiPriority="69"/>
+    <w:lsdException w:name="Dark List Accent 1" w:uiPriority="70"/>
+    <w:lsdException w:name="Colorful Shading Accent 1" w:uiPriority="71"/>
+    <w:lsdException w:name="Colorful List Accent 1" w:uiPriority="72"/>
+    <w:lsdException w:name="Colorful Grid Accent 1" w:uiPriority="73"/>
+    <w:lsdException w:name="Light Shading Accent 2" w:uiPriority="60"/>
+    <w:lsdException w:name="Light List Accent 2" w:uiPriority="61"/>
+    <w:lsdException w:name="Light Grid Accent 2" w:uiPriority="62"/>
+    <w:lsdException w:name="Medium Shading 1 Accent 2" w:uiPriority="63"/>
+    <w:lsdException w:name="Medium Shading 2 Accent 2" w:uiPriority="64"/>
+    <w:lsdException w:name="Medium List 1 Accent 2" w:uiPriority="65"/>
+    <w:lsdException w:name="Medium List 2 Accent 2" w:uiPriority="66"/>
+    <w:lsdException w:name="Medium Grid 1 Accent 2" w:uiPriority="67"/>
+    <w:lsdException w:name="Medium Grid 2 Accent 2" w:uiPriority="68"/>
+    <w:lsdException w:name="Medium Grid 3 Accent 2" w:uiPriority="69"/>
+    <w:lsdException w:name="Dark List Accent 2" w:uiPriority="70"/>
+    <w:lsdException w:name="Colorful Shading Accent 2" w:uiPriority="71"/>
+    <w:lsdException w:name="Colorful List Accent 2" w:uiPriority="72"/>
+    <w:lsdException w:name="Colorful Grid Accent 2" w:uiPriority="73"/>
+    <w:lsdException w:name="Light Shading Accent 3" w:uiPriority="60"/>
+    <w:lsdException w:name="Light List Accent 3" w:uiPriority="61"/>
+    <w:lsdException w:name="Light Grid Accent 3" w:uiPriority="62"/>
+    <w:lsdException w:name="Medium Shading 1 Accent 3" w:uiPriority="63"/>
+    <w:lsdException w:name="Medium Shading 2 Accent 3" w:uiPriority="64"/>
+    <w:lsdException w:name="Medium List 1 Accent 3" w:uiPriority="65"/>
+    <w:lsdException w:name="Medium List 2 Accent 3" w:uiPriority="66"/>
+    <w:lsdException w:name="Medium Grid 1 Accent 3" w:uiPriority="67"/>
+    <w:lsdException w:name="Medium Grid 2 Accent 3" w:uiPriority="68"/>
+    <w:lsdException w:name="Medium Grid 3 Accent 3" w:uiPriority="69"/>
+    <w:lsdException w:name="Dark List Accent 3" w:uiPriority="70"/>
+    <w:lsdException w:name="Colorful Shading Accent 3" w:uiPriority="71"/>
+    <w:lsdException w:name="Colorful List Accent 3" w:uiPriority="72"/>
+    <w:lsdException w:name="Colorful Grid Accent 3" w:uiPriority="73"/>
+    <w:lsdException w:name="Light Shading Accent 4" w:uiPriority="60"/>
+    <w:lsdException w:name="Light List Accent 4" w:uiPriority="61"/>
+    <w:lsdException w:name="Light Grid Accent 4" w:uiPriority="62"/>
+    <w:lsdException w:name="Medium Shading 1 Accent 4" w:uiPriority="63"/>
+    <w:lsdException w:name="Medium Shading 2 Accent 4" w:uiPriority="64"/>
+    <w:lsdException w:name="Medium List 1 Accent 4" w:uiPriority="65"/>
+    <w:lsdException w:name="Medium List 2 Accent 4" w:uiPriority="66"/>
+    <w:lsdException w:name="Medium Grid 1 Accent 4" w:uiPriority="67"/>
+    <w:lsdException w:name="Medium Grid 2 Accent 4" w:uiPriority="68"/>
+    <w:lsdException w:name="Medium Grid 3 Accent 4" w:uiPriority="69"/>
+    <w:lsdException w:name="Dark List Accent 4" w:uiPriority="70"/>
+    <w:lsdException w:name="Colorful Shading Accent 4" w:uiPriority="71"/>
+    <w:lsdException w:name="Colorful List Accent 4" w:uiPriority="72"/>
+    <w:lsdException w:name="Colorful Grid Accent 4" w:uiPriority="73"/>
+    <w:lsdException w:name="Light Shading Accent 5" w:uiPriority="60"/>
+    <w:lsdException w:name="Light List Accent 5" w:uiPriority="61"/>
+    <w:lsdException w:name="Light Grid Accent 5" w:uiPriority="62"/>
+    <w:lsdException w:name="Medium Shading 1 Accent 5" w:uiPriority="63"/>
+    <w:lsdException w:name="Medium Shading 2 Accent 5" w:uiPriority="64"/>
+    <w:lsdException w:name="Medium List 1 Accent 5" w:uiPriority="65"/>
+    <w:lsdException w:name="Medium List 2 Accent 5" w:uiPriority="66"/>
+    <w:lsdException w:name="Medium Grid 1 Accent 5" w:uiPriority="67"/>
+    <w:lsdException w:name="Medium Grid 2 Accent 5" w:uiPriority="68"/>
+    <w:lsdException w:name="Medium Grid 3 Accent 5" w:uiPriority="69"/>
+    <w:lsdException w:name="Dark List Accent 5" w:uiPriority="70"/>
+    <w:lsdException w:name="Colorful Shading Accent 5" w:uiPriority="71"/>
+    <w:lsdException w:name="Colorful List Accent 5" w:uiPriority="72"/>
+    <w:lsdException w:name="Colorful Grid Accent 5" w:uiPriority="73"/>
+    <w:lsdException w:name="Light Shading Accent 6" w:uiPriority="60"/>
+    <w:lsdException w:name="Light List Accent 6" w:uiPriority="61"/>
+    <w:lsdException w:name="Light Grid Accent 6" w:uiPriority="62"/>
+    <w:lsdException w:name="Medium Shading 1 Accent 6" w:uiPriority="63"/>
+    <w:lsdException w:name="Medium Shading 2 Accent 6" w:uiPriority="64"/>
+    <w:lsdException w:name="Medium List 1 Accent 6" w:uiPriority="65"/>
+    <w:lsdException w:name="Medium List 2 Accent 6" w:uiPriority="66"/>
+    <w:lsdException w:name="Medium Grid 1 Accent 6" w:uiPriority="67"/>
+    <w:lsdException w:name="Medium Grid 2 Accent 6" w:uiPriority="68"/>
+    <w:lsdException w:name="Medium Grid 3 Accent 6" w:uiPriority="69"/>
+    <w:lsdException w:name="Dark List Accent 6" w:uiPriority="70"/>
+    <w:lsdException w:name="Colorful Shading Accent 6" w:uiPriority="71"/>
+    <w:lsdException w:name="Colorful List Accent 6" w:uiPriority="72"/>
+    <w:lsdException w:name="Colorful Grid Accent 6" w:uiPriority="73"/>
+    <w:lsdException w:name="Subtle Emphasis" w:uiPriority="19" w:qFormat="1"/>
+    <w:lsdException w:name="Intense Emphasis" w:uiPriority="21" w:qFormat="1"/>
+    <w:lsdException w:name="Subtle Reference" w:uiPriority="31" w:qFormat="1"/>
+    <w:lsdException w:name="Intense Reference" w:uiPriority="32" w:qFormat="1"/>
+    <w:lsdException w:name="Book Title" w:uiPriority="33" w:qFormat="1"/>
+    <w:lsdException w:name="Bibliography" w:semiHidden="1" w:uiPriority="37" w:unhideWhenUsed="1"/>
+    <w:lsdException w:name="TOC Heading" w:semiHidden="1" w:uiPriority="39" w:unhideWhenUsed="1" w:qFormat="1"/>
+    <w:lsdException w:name="Plain Table 1" w:uiPriority="41"/>
+    <w:lsdException w:name="Plain Table 2" w:uiPriority="42"/>
+    <w:lsdException w:name="Plain Table 3" w:uiPriority="43"/>
+    <w:lsdException w:name="Plain Table 4" w:uiPriority="44"/>
+    <w:lsdException w:name="Plain Table 5" w:uiPriority="45"/>
+    <w:lsdException w:name="Grid Table Light" w:uiPriority="40"/>
+    <w:lsdException w:name="Grid Table 1 Light" w:uiPriority="46"/>
+    <w:lsdException w:name="Grid Table 2" w:uiPriority="47"/>
+    <w:lsdException w:name="Grid Table 3" w:uiPriority="48"/>
+    <w:lsdException w:name="Grid Table 4" w:uiPriority="49"/>
+    <w:lsdException w:name="Grid Table 5 Dark" w:uiPriority="50"/>
+    <w:lsdException w:name="Grid Table 6 Colorful" w:uiPriority="51"/>
+    <w:lsdException w:name="Grid Table 7 Colorful" w:uiPriority="52"/>
+    <w:lsdException w:name="Grid Table 1 Light Accent 1" w:uiPriority="46"/>
+    <w:lsdException w:name="Grid Table 2 Accent 1" w:uiPriority="47"/>
+    <w:lsdException w:name="Grid Table 3 Accent 1" w:uiPriority="48"/>
+    <w:lsdException w:name="Grid Table 4 Accent 1" w:uiPriority="49"/>
+    <w:lsdException w:name="Grid Table 5 Dark Accent 1" w:uiPriority="50"/>
+    <w:lsdException w:name="Grid Table 6 Colorful Accent 1" w:uiPriority="51"/>
+    <w:lsdException w:name="Grid Table 7 Colorful Accent 1" w:uiPriority="52"/>
+    <w:lsdException w:name="Grid Table 1 Light Accent 2" w:uiPriority="46"/>
+    <w:lsdException w:name="Grid Table 2 Accent 2" w:uiPriority="47"/>
+    <w:lsdException w:name="Grid Table 3 Accent 2" w:uiPriority="48"/>
+    <w:lsdException w:name="Grid Table 4 Accent 2" w:uiPriority="49"/>
+    <w:lsdException w:name="Grid Table 5 Dark Accent 2" w:uiPriority="50"/>
+    <w:lsdException w:name="Grid Table 6 Colorful Accent 2" w:uiPriority="51"/>
+    <w:lsdException w:name="Grid Table 7 Colorful Accent 2" w:uiPriority="52"/>
+    <w:lsdException w:name="Grid Table 1 Light Accent 3" w:uiPriority="46"/>
+    <w:lsdException w:name="Grid Table 2 Accent 3" w:uiPriority="47"/>
+    <w:lsdException w:name="Grid Table 3 Accent 3" w:uiPriority="48"/>
+    <w:lsdException w:name="Grid Table 4 Accent 3" w:uiPriority="49"/>
+    <w:lsdException w:name="Grid Table 5 Dark Accent 3" w:uiPriority="50"/>
+    <w:lsdException w:name="Grid Table 6 Colorful Accent 3" w:uiPriority="51"/>
+    <w:lsdException w:name="Grid Table 7 Colorful Accent 3" w:uiPriority="52"/>
+    <w:lsdException w:name="Grid Table 1 Light Accent 4" w:uiPriority="46"/>
+    <w:lsdException w:name="Grid Table 2 Accent 4" w:uiPriority="47"/>
+    <w:lsdException w:name="Grid Table 3 Accent 4" w:uiPriority="48"/>
+    <w:lsdException w:name="Grid Table 4 Accent 4" w:uiPriority="49"/>
+    <w:lsdException w:name="Grid Table 5 Dark Accent 4" w:uiPriority="50"/>
+    <w:lsdException w:name="Grid Table 6 Colorful Accent 4" w:uiPriority="51"/>
+    <w:lsdException w:name="Grid Table 7 Colorful Accent 4" w:uiPriority="52"/>
+    <w:lsdException w:name="Grid Table 1 Light Accent 5" w:uiPriority="46"/>
+    <w:lsdException w:name="Grid Table 2 Accent 5" w:uiPriority="47"/>
+    <w:lsdException w:name="Grid Table 3 Accent 5" w:uiPriority="48"/>
+    <w:lsdException w:name="Grid Table 4 Accent 5" w:uiPriority="49"/>
+    <w:lsdException w:name="Grid Table 5 Dark Accent 5" w:uiPriority="50"/>
+    <w:lsdException w:name="Grid Table 6 Colorful Accent 5" w:uiPriority="51"/>
+    <w:lsdException w:name="Grid Table 7 Colorful Accent 5" w:uiPriority="52"/>
+    <w:lsdException w:name="Grid Table 1 Light Accent 6" w:uiPriority="46"/>
+    <w:lsdException w:name="Grid Table 2 Accent 6" w:uiPriority="47"/>
+    <w:lsdException w:name="Grid Table 3 Accent 6" w:uiPriority="48"/>
+    <w:lsdException w:name="Grid Table 4 Accent 6" w:uiPriority="49"/>
+    <w:lsdException w:name="Grid Table 5 Dark Accent 6" w:uiPriority="50"/>
+    <w:lsdException w:name="Grid Table 6 Colorful Accent 6" w:uiPriority="51"/>
+    <w:lsdException w:name="Grid Table 7 Colorful Accent 6" w:uiPriority="52"/>
+    <w:lsdException w:name="List Table 1 Light" w:uiPriority="46"/>
+    <w:lsdException w:name="List Table 2" w:uiPriority="47"/>
+    <w:lsdException w:name="List Table 3" w:uiPriority="48"/>
+    <w:lsdException w:name="List Table 4" w:uiPriority="49"/>
+    <w:lsdException w:name="List Table 5 Dark" w:uiPriority="50"/>
+    <w:lsdException w:name="List Table 6 Colorful" w:uiPriority="51"/>
+    <w:lsdException w:name="List Table 7 Colorful" w:uiPriority="52"/>
+    <w:lsdException w:name="List Table 1 Light Accent 1" w:uiPriority="46"/>
+    <w:lsdException w:name="List Table 2 Accent 1" w:uiPriority="47"/>
+    <w:lsdException w:name="List Table 3 Accent 1" w:uiPriority="48"/>
+    <w:lsdException w:name="List Table 4 Accent 1" w:uiPriority="49"/>
+    <w:lsdException w:name="List Table 5 Dark Accent 1" w:uiPriority="50"/>
+    <w:lsdException w:name="List Table 6 Colorful Accent 1" w:uiPriority="51"/>
+    <w:lsdException w:name="List Table 7 Colorful Accent 1" w:uiPriority="52"/>
+    <w:lsdException w:name="List Table 1 Light Accent 2" w:uiPriority="46"/>
+    <w:lsdException w:name="List Table 2 Accent 2" w:uiPriority="47"/>
+    <w:lsdException w:name="List Table 3 Accent 2" w:uiPriority="48"/>
+    <w:lsdException w:name="List Table 4 Accent 2" w:uiPriority="49"/>
+    <w:lsdException w:name="List Table 5 Dark Accent 2" w:uiPriority="50"/>
+    <w:lsdException w:name="List Table 6 Colorful Accent 2" w:uiPriority="51"/>
+    <w:lsdException w:name="List Table 7 Colorful Accent 2" w:uiPriority="52"/>
+    <w:lsdException w:name="List Table 1 Light Accent 3" w:uiPriority="46"/>
+    <w:lsdException w:name="List Table 2 Accent 3" w:uiPriority="47"/>
+    <w:lsdException w:name="List Table 3 Accent 3" w:uiPriority="48"/>
+    <w:lsdException w:name="List Table 4 Accent 3" w:uiPriority="49"/>
+    <w:lsdException w:name="List Table 5 Dark Accent 3" w:uiPriority="50"/>
+    <w:lsdException w:name="List Table 6 Colorful Accent 3" w:uiPriority="51"/>
+    <w:lsdException w:name="List Table 7 Colorful Accent 3" w:uiPriority="52"/>
+    <w:lsdException w:name="List Table 1 Light Accent 4" w:uiPriority="46"/>
+    <w:lsdException w:name="List Table 2 Accent 4" w:uiPriority="47"/>
+    <w:lsdException w:name="List Table 3 Accent 4" w:uiPriority="48"/>
+    <w:lsdException w:name="List Table 4 Accent 4" w:uiPriority="49"/>
+    <w:lsdException w:name="List Table 5 Dark Accent 4" w:uiPriority="50"/>
+    <w:lsdException w:name="List Table 6 Colorful Accent 4" w:uiPriority="51"/>
+    <w:lsdException w:name="List Table 7 Colorful Accent 4" w:uiPriority="52"/>
+    <w:lsdException w:name="List Table 1 Light Accent 5" w:uiPriority="46"/>
+    <w:lsdException w:name="List Table 2 Accent 5" w:uiPriority="47"/>
+    <w:lsdException w:name="List Table 3 Accent 5" w:uiPriority="48"/>
+    <w:lsdException w:name="List Table 4 Accent 5" w:uiPriority="49"/>
+    <w:lsdException w:name="List Table 5 Dark Accent 5" w:uiPriority="50"/>
+    <w:lsdException w:name="List Table 6 Colorful Accent 5" w:uiPriority="51"/>
+    <w:lsdException w:name="List Table 7 Colorful Accent 5" w:uiPriority="52"/>
+    <w:lsdException w:name="List Table 1 Light Accent 6" w:uiPriority="46"/>
+    <w:lsdException w:name="List Table 2 Accent 6" w:uiPriority="47"/>
+    <w:lsdException w:name="List Table 3 Accent 6" w:uiPriority="48"/>
+    <w:lsdException w:name="List Table 4 Accent 6" w:uiPriority="49"/>
+    <w:lsdException w:name="List Table 5 Dark Accent 6" w:uiPriority="50"/>
+    <w:lsdException w:name="List Table 6 Colorful Accent 6" w:uiPriority="51"/>
+    <w:lsdException w:name="List Table 7 Colorful Accent 6" w:uiPriority="52"/>
+    <w:lsdException w:name="Mention" w:semiHidden="1" w:unhideWhenUsed="1"/>
+    <w:lsdException w:name="Smart Hyperlink" w:semiHidden="1" w:unhideWhenUsed="1"/>
+    <w:lsdException w:name="Hashtag" w:semiHidden="1" w:unhideWhenUsed="1"/>
+    <w:lsdException w:name="Unresolved Mention" w:semiHidden="1" w:unhideWhenUsed="1"/>
+    <w:lsdException w:name="Smart Link" w:semiHidden="1" w:unhideWhenUsed="1"/>
   </w:latentStyles>
   <w:style w:type="paragraph" w:default="1" w:styleId="a">
     <w:name w:val="Normal"/>
@@ -3217,7 +4497,6 @@
     <w:uiPriority w:val="99"/>
     <w:semiHidden/>
     <w:unhideWhenUsed/>
-    <w:qFormat/>
     <w:tblPr>
       <w:tblInd w:w="0" w:type="dxa"/>
       <w:tblCellMar>
